--- a/docs/Диплом/Рабочая папка/Раздел 2.1.docx
+++ b/docs/Диплом/Рабочая папка/Раздел 2.1.docx
@@ -4992,25 +4992,7 @@
           <w:sz w:val="28"/>
           <w:szCs w:val="28"/>
         </w:rPr>
-        <w:t xml:space="preserve"> механизм </w:t>
-      </w:r>
-      <w:proofErr w:type="spellStart"/>
-      <w:r>
-        <w:rPr>
-          <w:rFonts w:ascii="Times New Roman" w:hAnsi="Times New Roman" w:cs="Times New Roman"/>
-          <w:sz w:val="28"/>
-          <w:szCs w:val="28"/>
-        </w:rPr>
-        <w:t>парсинга</w:t>
-      </w:r>
-      <w:proofErr w:type="spellEnd"/>
-      <w:r>
-        <w:rPr>
-          <w:rFonts w:ascii="Times New Roman" w:hAnsi="Times New Roman" w:cs="Times New Roman"/>
-          <w:sz w:val="28"/>
-          <w:szCs w:val="28"/>
-        </w:rPr>
-        <w:t xml:space="preserve"> (синтаксического анализа), который преобразует содержимое файлов в структурированное дерево элементов интерфейса.</w:t>
+        <w:t xml:space="preserve"> механизм парсинга (синтаксического анализа), который преобразует содержимое файлов в структурированное дерево элементов интерфейса.</w:t>
       </w:r>
     </w:p>
     <w:p>
@@ -8915,25 +8897,7 @@
           <w:sz w:val="28"/>
           <w:szCs w:val="28"/>
         </w:rPr>
-        <w:t xml:space="preserve"> механизм фонового </w:t>
-      </w:r>
-      <w:proofErr w:type="spellStart"/>
-      <w:r>
-        <w:rPr>
-          <w:rFonts w:ascii="Times New Roman" w:hAnsi="Times New Roman" w:cs="Times New Roman"/>
-          <w:sz w:val="28"/>
-          <w:szCs w:val="28"/>
-        </w:rPr>
-        <w:t>парсинга</w:t>
-      </w:r>
-      <w:proofErr w:type="spellEnd"/>
-      <w:r>
-        <w:rPr>
-          <w:rFonts w:ascii="Times New Roman" w:hAnsi="Times New Roman" w:cs="Times New Roman"/>
-          <w:sz w:val="28"/>
-          <w:szCs w:val="28"/>
-        </w:rPr>
-        <w:t xml:space="preserve"> и многоуровневого кэширования. </w:t>
+        <w:t xml:space="preserve"> механизм фонового парсинга и многоуровневого кэширования. </w:t>
       </w:r>
     </w:p>
     <w:p>
@@ -11949,7 +11913,7 @@
 </file>
 
 <file path=customXml/itemProps1.xml><?xml version="1.0" encoding="utf-8"?>
-<ds:datastoreItem xmlns:ds="http://schemas.openxmlformats.org/officeDocument/2006/customXml" ds:itemID="{D71ADBE3-1EAD-49E4-BC0F-45982DB0B0A4}">
+<ds:datastoreItem xmlns:ds="http://schemas.openxmlformats.org/officeDocument/2006/customXml" ds:itemID="{B9D9E021-9482-44D2-9203-4ABA6A4D52C6}">
   <ds:schemaRefs>
     <ds:schemaRef ds:uri="urn:markdown/source"/>
   </ds:schemaRefs>

--- a/docs/Диплом/Рабочая папка/Раздел 2.1.docx
+++ b/docs/Диплом/Рабочая папка/Раздел 2.1.docx
@@ -9,6 +9,1795 @@
         <w:jc w:val="both"/>
         <w:rPr>
           <w:rFonts w:ascii="Times New Roman" w:hAnsi="Times New Roman" w:cs="Times New Roman"/>
+          <w:color w:val="4472C4" w:themeColor="accent1"/>
+          <w:sz w:val="28"/>
+          <w:szCs w:val="28"/>
+        </w:rPr>
+      </w:pPr>
+      <w:r>
+        <w:rPr>
+          <w:rFonts w:ascii="Times New Roman" w:hAnsi="Times New Roman" w:cs="Times New Roman"/>
+          <w:color w:val="4472C4" w:themeColor="accent1"/>
+          <w:sz w:val="28"/>
+          <w:szCs w:val="28"/>
+        </w:rPr>
+        <w:t xml:space="preserve"> 2.1. Постановка задачи и функциональные требования к программному средству</w:t>
+      </w:r>
+    </w:p>
+    <w:p>
+      <w:pPr>
+        <w:spacing w:after="0" w:line="360" w:lineRule="auto"/>
+        <w:ind w:firstLine="709"/>
+        <w:jc w:val="both"/>
+        <w:rPr>
+          <w:rFonts w:ascii="Times New Roman" w:hAnsi="Times New Roman" w:cs="Times New Roman"/>
+          <w:color w:val="4472C4" w:themeColor="accent1"/>
+          <w:sz w:val="28"/>
+          <w:szCs w:val="28"/>
+        </w:rPr>
+      </w:pPr>
+      <w:r>
+        <w:rPr>
+          <w:rFonts w:ascii="Times New Roman" w:hAnsi="Times New Roman" w:cs="Times New Roman"/>
+          <w:color w:val="4472C4" w:themeColor="accent1"/>
+          <w:sz w:val="28"/>
+          <w:szCs w:val="28"/>
+        </w:rPr>
+        <w:t>- Роль и назначение технического задания (ТЗ)</w:t>
+      </w:r>
+    </w:p>
+    <w:p>
+      <w:pPr>
+        <w:spacing w:after="0" w:line="360" w:lineRule="auto"/>
+        <w:ind w:firstLine="709"/>
+        <w:jc w:val="both"/>
+        <w:rPr>
+          <w:rFonts w:ascii="Times New Roman" w:hAnsi="Times New Roman" w:cs="Times New Roman"/>
+          <w:color w:val="4472C4" w:themeColor="accent1"/>
+          <w:sz w:val="28"/>
+          <w:szCs w:val="28"/>
+        </w:rPr>
+      </w:pPr>
+      <w:r>
+        <w:rPr>
+          <w:rFonts w:ascii="Times New Roman" w:hAnsi="Times New Roman" w:cs="Times New Roman"/>
+          <w:color w:val="4472C4" w:themeColor="accent1"/>
+          <w:sz w:val="28"/>
+          <w:szCs w:val="28"/>
+        </w:rPr>
+        <w:t>- Значение ТЗ в контексте дипломного проекта</w:t>
+      </w:r>
+    </w:p>
+    <w:p>
+      <w:pPr>
+        <w:spacing w:after="0" w:line="360" w:lineRule="auto"/>
+        <w:ind w:firstLine="709"/>
+        <w:jc w:val="both"/>
+        <w:rPr>
+          <w:rFonts w:ascii="Times New Roman" w:hAnsi="Times New Roman" w:cs="Times New Roman"/>
+          <w:color w:val="4472C4" w:themeColor="accent1"/>
+          <w:sz w:val="28"/>
+          <w:szCs w:val="28"/>
+        </w:rPr>
+      </w:pPr>
+    </w:p>
+    <w:p>
+      <w:pPr>
+        <w:spacing w:after="0" w:line="360" w:lineRule="auto"/>
+        <w:ind w:firstLine="709"/>
+        <w:jc w:val="both"/>
+        <w:rPr>
+          <w:rFonts w:ascii="Times New Roman" w:hAnsi="Times New Roman" w:cs="Times New Roman"/>
+          <w:color w:val="4472C4" w:themeColor="accent1"/>
+          <w:sz w:val="28"/>
+          <w:szCs w:val="28"/>
+        </w:rPr>
+      </w:pPr>
+      <w:r>
+        <w:rPr>
+          <w:rFonts w:ascii="Times New Roman" w:hAnsi="Times New Roman" w:cs="Times New Roman"/>
+          <w:color w:val="4472C4" w:themeColor="accent1"/>
+          <w:sz w:val="28"/>
+          <w:szCs w:val="28"/>
+        </w:rPr>
+        <w:t xml:space="preserve"> 2.1.1. Постановка задачи</w:t>
+      </w:r>
+    </w:p>
+    <w:p>
+      <w:pPr>
+        <w:spacing w:after="0" w:line="360" w:lineRule="auto"/>
+        <w:ind w:firstLine="709"/>
+        <w:jc w:val="both"/>
+        <w:rPr>
+          <w:rFonts w:ascii="Times New Roman" w:hAnsi="Times New Roman" w:cs="Times New Roman"/>
+          <w:color w:val="4472C4" w:themeColor="accent1"/>
+          <w:sz w:val="28"/>
+          <w:szCs w:val="28"/>
+        </w:rPr>
+      </w:pPr>
+      <w:r>
+        <w:rPr>
+          <w:rFonts w:ascii="Times New Roman" w:hAnsi="Times New Roman" w:cs="Times New Roman"/>
+          <w:color w:val="4472C4" w:themeColor="accent1"/>
+          <w:sz w:val="28"/>
+          <w:szCs w:val="28"/>
+        </w:rPr>
+        <w:t>- Проблематика работы IT-специалистов с учебной информацией</w:t>
+      </w:r>
+    </w:p>
+    <w:p>
+      <w:pPr>
+        <w:spacing w:after="0" w:line="360" w:lineRule="auto"/>
+        <w:ind w:firstLine="709"/>
+        <w:jc w:val="both"/>
+        <w:rPr>
+          <w:rFonts w:ascii="Times New Roman" w:hAnsi="Times New Roman" w:cs="Times New Roman"/>
+          <w:color w:val="4472C4" w:themeColor="accent1"/>
+          <w:sz w:val="28"/>
+          <w:szCs w:val="28"/>
+        </w:rPr>
+      </w:pPr>
+      <w:r>
+        <w:rPr>
+          <w:rFonts w:ascii="Times New Roman" w:hAnsi="Times New Roman" w:cs="Times New Roman"/>
+          <w:color w:val="4472C4" w:themeColor="accent1"/>
+          <w:sz w:val="28"/>
+          <w:szCs w:val="28"/>
+        </w:rPr>
+        <w:t>- Выявленные проблемы:</w:t>
+      </w:r>
+    </w:p>
+    <w:p>
+      <w:pPr>
+        <w:spacing w:after="0" w:line="360" w:lineRule="auto"/>
+        <w:ind w:firstLine="709"/>
+        <w:jc w:val="both"/>
+        <w:rPr>
+          <w:rFonts w:ascii="Times New Roman" w:hAnsi="Times New Roman" w:cs="Times New Roman"/>
+          <w:color w:val="4472C4" w:themeColor="accent1"/>
+          <w:sz w:val="28"/>
+          <w:szCs w:val="28"/>
+        </w:rPr>
+      </w:pPr>
+      <w:r>
+        <w:rPr>
+          <w:rFonts w:ascii="Times New Roman" w:hAnsi="Times New Roman" w:cs="Times New Roman"/>
+          <w:color w:val="4472C4" w:themeColor="accent1"/>
+          <w:sz w:val="28"/>
+          <w:szCs w:val="28"/>
+        </w:rPr>
+        <w:t xml:space="preserve">  1. Фрагментация знаний</w:t>
+      </w:r>
+    </w:p>
+    <w:p>
+      <w:pPr>
+        <w:spacing w:after="0" w:line="360" w:lineRule="auto"/>
+        <w:ind w:firstLine="709"/>
+        <w:jc w:val="both"/>
+        <w:rPr>
+          <w:rFonts w:ascii="Times New Roman" w:hAnsi="Times New Roman" w:cs="Times New Roman"/>
+          <w:color w:val="4472C4" w:themeColor="accent1"/>
+          <w:sz w:val="28"/>
+          <w:szCs w:val="28"/>
+        </w:rPr>
+      </w:pPr>
+      <w:r>
+        <w:rPr>
+          <w:rFonts w:ascii="Times New Roman" w:hAnsi="Times New Roman" w:cs="Times New Roman"/>
+          <w:color w:val="4472C4" w:themeColor="accent1"/>
+          <w:sz w:val="28"/>
+          <w:szCs w:val="28"/>
+        </w:rPr>
+        <w:t xml:space="preserve">  2. Низкая скорость доступа</w:t>
+      </w:r>
+    </w:p>
+    <w:p>
+      <w:pPr>
+        <w:spacing w:after="0" w:line="360" w:lineRule="auto"/>
+        <w:ind w:firstLine="709"/>
+        <w:jc w:val="both"/>
+        <w:rPr>
+          <w:rFonts w:ascii="Times New Roman" w:hAnsi="Times New Roman" w:cs="Times New Roman"/>
+          <w:color w:val="4472C4" w:themeColor="accent1"/>
+          <w:sz w:val="28"/>
+          <w:szCs w:val="28"/>
+        </w:rPr>
+      </w:pPr>
+      <w:r>
+        <w:rPr>
+          <w:rFonts w:ascii="Times New Roman" w:hAnsi="Times New Roman" w:cs="Times New Roman"/>
+          <w:color w:val="4472C4" w:themeColor="accent1"/>
+          <w:sz w:val="28"/>
+          <w:szCs w:val="28"/>
+        </w:rPr>
+        <w:t xml:space="preserve">  3. Отсутствие стандартизации</w:t>
+      </w:r>
+    </w:p>
+    <w:p>
+      <w:pPr>
+        <w:spacing w:after="0" w:line="360" w:lineRule="auto"/>
+        <w:ind w:firstLine="709"/>
+        <w:jc w:val="both"/>
+        <w:rPr>
+          <w:rFonts w:ascii="Times New Roman" w:hAnsi="Times New Roman" w:cs="Times New Roman"/>
+          <w:color w:val="4472C4" w:themeColor="accent1"/>
+          <w:sz w:val="28"/>
+          <w:szCs w:val="28"/>
+        </w:rPr>
+      </w:pPr>
+      <w:r>
+        <w:rPr>
+          <w:rFonts w:ascii="Times New Roman" w:hAnsi="Times New Roman" w:cs="Times New Roman"/>
+          <w:color w:val="4472C4" w:themeColor="accent1"/>
+          <w:sz w:val="28"/>
+          <w:szCs w:val="28"/>
+        </w:rPr>
+        <w:t xml:space="preserve">  4. Неэффективный инструментарий</w:t>
+      </w:r>
+    </w:p>
+    <w:p>
+      <w:pPr>
+        <w:spacing w:after="0" w:line="360" w:lineRule="auto"/>
+        <w:ind w:firstLine="709"/>
+        <w:jc w:val="both"/>
+        <w:rPr>
+          <w:rFonts w:ascii="Times New Roman" w:hAnsi="Times New Roman" w:cs="Times New Roman"/>
+          <w:color w:val="4472C4" w:themeColor="accent1"/>
+          <w:sz w:val="28"/>
+          <w:szCs w:val="28"/>
+        </w:rPr>
+      </w:pPr>
+      <w:r>
+        <w:rPr>
+          <w:rFonts w:ascii="Times New Roman" w:hAnsi="Times New Roman" w:cs="Times New Roman"/>
+          <w:color w:val="4472C4" w:themeColor="accent1"/>
+          <w:sz w:val="28"/>
+          <w:szCs w:val="28"/>
+        </w:rPr>
+        <w:t>- Цель проекта</w:t>
+      </w:r>
+    </w:p>
+    <w:p>
+      <w:pPr>
+        <w:spacing w:after="0" w:line="360" w:lineRule="auto"/>
+        <w:ind w:firstLine="709"/>
+        <w:jc w:val="both"/>
+        <w:rPr>
+          <w:rFonts w:ascii="Times New Roman" w:hAnsi="Times New Roman" w:cs="Times New Roman"/>
+          <w:color w:val="4472C4" w:themeColor="accent1"/>
+          <w:sz w:val="28"/>
+          <w:szCs w:val="28"/>
+        </w:rPr>
+      </w:pPr>
+    </w:p>
+    <w:p>
+      <w:pPr>
+        <w:spacing w:after="0" w:line="360" w:lineRule="auto"/>
+        <w:ind w:firstLine="709"/>
+        <w:jc w:val="both"/>
+        <w:rPr>
+          <w:rFonts w:ascii="Times New Roman" w:hAnsi="Times New Roman" w:cs="Times New Roman"/>
+          <w:color w:val="4472C4" w:themeColor="accent1"/>
+          <w:sz w:val="28"/>
+          <w:szCs w:val="28"/>
+        </w:rPr>
+      </w:pPr>
+      <w:r>
+        <w:rPr>
+          <w:rFonts w:ascii="Times New Roman" w:hAnsi="Times New Roman" w:cs="Times New Roman"/>
+          <w:color w:val="4472C4" w:themeColor="accent1"/>
+          <w:sz w:val="28"/>
+          <w:szCs w:val="28"/>
+        </w:rPr>
+        <w:t xml:space="preserve"> 2.1.2. Функциональные требования</w:t>
+      </w:r>
+    </w:p>
+    <w:p>
+      <w:pPr>
+        <w:spacing w:after="0" w:line="360" w:lineRule="auto"/>
+        <w:ind w:firstLine="709"/>
+        <w:jc w:val="both"/>
+        <w:rPr>
+          <w:rFonts w:ascii="Times New Roman" w:hAnsi="Times New Roman" w:cs="Times New Roman"/>
+          <w:color w:val="4472C4" w:themeColor="accent1"/>
+          <w:sz w:val="28"/>
+          <w:szCs w:val="28"/>
+        </w:rPr>
+      </w:pPr>
+      <w:r>
+        <w:rPr>
+          <w:rFonts w:ascii="Times New Roman" w:hAnsi="Times New Roman" w:cs="Times New Roman"/>
+          <w:color w:val="4472C4" w:themeColor="accent1"/>
+          <w:sz w:val="28"/>
+          <w:szCs w:val="28"/>
+        </w:rPr>
+        <w:t>1. Функции стартовой панели</w:t>
+      </w:r>
+    </w:p>
+    <w:p>
+      <w:pPr>
+        <w:spacing w:after="0" w:line="360" w:lineRule="auto"/>
+        <w:ind w:firstLine="709"/>
+        <w:jc w:val="both"/>
+        <w:rPr>
+          <w:rFonts w:ascii="Times New Roman" w:hAnsi="Times New Roman" w:cs="Times New Roman"/>
+          <w:color w:val="4472C4" w:themeColor="accent1"/>
+          <w:sz w:val="28"/>
+          <w:szCs w:val="28"/>
+        </w:rPr>
+      </w:pPr>
+      <w:r>
+        <w:rPr>
+          <w:rFonts w:ascii="Times New Roman" w:hAnsi="Times New Roman" w:cs="Times New Roman"/>
+          <w:color w:val="4472C4" w:themeColor="accent1"/>
+          <w:sz w:val="28"/>
+          <w:szCs w:val="28"/>
+        </w:rPr>
+        <w:t xml:space="preserve">   - Назначение и роль стартовой панели</w:t>
+      </w:r>
+    </w:p>
+    <w:p>
+      <w:pPr>
+        <w:spacing w:after="0" w:line="360" w:lineRule="auto"/>
+        <w:ind w:firstLine="709"/>
+        <w:jc w:val="both"/>
+        <w:rPr>
+          <w:rFonts w:ascii="Times New Roman" w:hAnsi="Times New Roman" w:cs="Times New Roman"/>
+          <w:color w:val="4472C4" w:themeColor="accent1"/>
+          <w:sz w:val="28"/>
+          <w:szCs w:val="28"/>
+        </w:rPr>
+      </w:pPr>
+      <w:r>
+        <w:rPr>
+          <w:rFonts w:ascii="Times New Roman" w:hAnsi="Times New Roman" w:cs="Times New Roman"/>
+          <w:color w:val="4472C4" w:themeColor="accent1"/>
+          <w:sz w:val="28"/>
+          <w:szCs w:val="28"/>
+        </w:rPr>
+        <w:t xml:space="preserve">   - Возможности создания, редактирования и удаления пользовательских кнопок</w:t>
+      </w:r>
+    </w:p>
+    <w:p>
+      <w:pPr>
+        <w:spacing w:after="0" w:line="360" w:lineRule="auto"/>
+        <w:ind w:firstLine="709"/>
+        <w:jc w:val="both"/>
+        <w:rPr>
+          <w:rFonts w:ascii="Times New Roman" w:hAnsi="Times New Roman" w:cs="Times New Roman"/>
+          <w:color w:val="4472C4" w:themeColor="accent1"/>
+          <w:sz w:val="28"/>
+          <w:szCs w:val="28"/>
+        </w:rPr>
+      </w:pPr>
+      <w:r>
+        <w:rPr>
+          <w:rFonts w:ascii="Times New Roman" w:hAnsi="Times New Roman" w:cs="Times New Roman"/>
+          <w:color w:val="4472C4" w:themeColor="accent1"/>
+          <w:sz w:val="28"/>
+          <w:szCs w:val="28"/>
+        </w:rPr>
+        <w:t xml:space="preserve">   - Системные кнопки управления (таблица 2.1)</w:t>
+      </w:r>
+    </w:p>
+    <w:p>
+      <w:pPr>
+        <w:spacing w:after="0" w:line="360" w:lineRule="auto"/>
+        <w:ind w:firstLine="709"/>
+        <w:jc w:val="both"/>
+        <w:rPr>
+          <w:rFonts w:ascii="Times New Roman" w:hAnsi="Times New Roman" w:cs="Times New Roman"/>
+          <w:color w:val="4472C4" w:themeColor="accent1"/>
+          <w:sz w:val="28"/>
+          <w:szCs w:val="28"/>
+        </w:rPr>
+      </w:pPr>
+      <w:r>
+        <w:rPr>
+          <w:rFonts w:ascii="Times New Roman" w:hAnsi="Times New Roman" w:cs="Times New Roman"/>
+          <w:color w:val="4472C4" w:themeColor="accent1"/>
+          <w:sz w:val="28"/>
+          <w:szCs w:val="28"/>
+        </w:rPr>
+        <w:t xml:space="preserve">   - Режимы работы: развернутый и свернутый</w:t>
+      </w:r>
+    </w:p>
+    <w:p>
+      <w:pPr>
+        <w:spacing w:after="0" w:line="360" w:lineRule="auto"/>
+        <w:ind w:firstLine="709"/>
+        <w:jc w:val="both"/>
+        <w:rPr>
+          <w:rFonts w:ascii="Times New Roman" w:hAnsi="Times New Roman" w:cs="Times New Roman"/>
+          <w:color w:val="4472C4" w:themeColor="accent1"/>
+          <w:sz w:val="28"/>
+          <w:szCs w:val="28"/>
+        </w:rPr>
+      </w:pPr>
+      <w:r>
+        <w:rPr>
+          <w:rFonts w:ascii="Times New Roman" w:hAnsi="Times New Roman" w:cs="Times New Roman"/>
+          <w:color w:val="4472C4" w:themeColor="accent1"/>
+          <w:sz w:val="28"/>
+          <w:szCs w:val="28"/>
+        </w:rPr>
+        <w:t xml:space="preserve">   - Сохранение конфигурации (</w:t>
+      </w:r>
+      <w:proofErr w:type="spellStart"/>
+      <w:proofErr w:type="gramStart"/>
+      <w:r>
+        <w:rPr>
+          <w:rFonts w:ascii="Times New Roman" w:hAnsi="Times New Roman" w:cs="Times New Roman"/>
+          <w:color w:val="4472C4" w:themeColor="accent1"/>
+          <w:sz w:val="28"/>
+          <w:szCs w:val="28"/>
+        </w:rPr>
+        <w:t>buttons.json</w:t>
+      </w:r>
+      <w:proofErr w:type="spellEnd"/>
+      <w:proofErr w:type="gramEnd"/>
+      <w:r>
+        <w:rPr>
+          <w:rFonts w:ascii="Times New Roman" w:hAnsi="Times New Roman" w:cs="Times New Roman"/>
+          <w:color w:val="4472C4" w:themeColor="accent1"/>
+          <w:sz w:val="28"/>
+          <w:szCs w:val="28"/>
+        </w:rPr>
+        <w:t>)</w:t>
+      </w:r>
+    </w:p>
+    <w:p>
+      <w:pPr>
+        <w:spacing w:after="0" w:line="360" w:lineRule="auto"/>
+        <w:ind w:firstLine="709"/>
+        <w:jc w:val="both"/>
+        <w:rPr>
+          <w:rFonts w:ascii="Times New Roman" w:hAnsi="Times New Roman" w:cs="Times New Roman"/>
+          <w:color w:val="4472C4" w:themeColor="accent1"/>
+          <w:sz w:val="28"/>
+          <w:szCs w:val="28"/>
+        </w:rPr>
+      </w:pPr>
+    </w:p>
+    <w:p>
+      <w:pPr>
+        <w:spacing w:after="0" w:line="360" w:lineRule="auto"/>
+        <w:ind w:firstLine="709"/>
+        <w:jc w:val="both"/>
+        <w:rPr>
+          <w:rFonts w:ascii="Times New Roman" w:hAnsi="Times New Roman" w:cs="Times New Roman"/>
+          <w:color w:val="4472C4" w:themeColor="accent1"/>
+          <w:sz w:val="28"/>
+          <w:szCs w:val="28"/>
+        </w:rPr>
+      </w:pPr>
+      <w:r>
+        <w:rPr>
+          <w:rFonts w:ascii="Times New Roman" w:hAnsi="Times New Roman" w:cs="Times New Roman"/>
+          <w:color w:val="4472C4" w:themeColor="accent1"/>
+          <w:sz w:val="28"/>
+          <w:szCs w:val="28"/>
+        </w:rPr>
+        <w:t>2. Функции управления файловой структурой и проектом</w:t>
+      </w:r>
+    </w:p>
+    <w:p>
+      <w:pPr>
+        <w:spacing w:after="0" w:line="360" w:lineRule="auto"/>
+        <w:ind w:firstLine="709"/>
+        <w:jc w:val="both"/>
+        <w:rPr>
+          <w:rFonts w:ascii="Times New Roman" w:hAnsi="Times New Roman" w:cs="Times New Roman"/>
+          <w:color w:val="4472C4" w:themeColor="accent1"/>
+          <w:sz w:val="28"/>
+          <w:szCs w:val="28"/>
+        </w:rPr>
+      </w:pPr>
+      <w:r>
+        <w:rPr>
+          <w:rFonts w:ascii="Times New Roman" w:hAnsi="Times New Roman" w:cs="Times New Roman"/>
+          <w:color w:val="4472C4" w:themeColor="accent1"/>
+          <w:sz w:val="28"/>
+          <w:szCs w:val="28"/>
+        </w:rPr>
+        <w:t xml:space="preserve">   - Иерархическая структура папок проекта (схема 2.1)</w:t>
+      </w:r>
+    </w:p>
+    <w:p>
+      <w:pPr>
+        <w:spacing w:after="0" w:line="360" w:lineRule="auto"/>
+        <w:ind w:firstLine="709"/>
+        <w:jc w:val="both"/>
+        <w:rPr>
+          <w:rFonts w:ascii="Times New Roman" w:hAnsi="Times New Roman" w:cs="Times New Roman"/>
+          <w:color w:val="4472C4" w:themeColor="accent1"/>
+          <w:sz w:val="28"/>
+          <w:szCs w:val="28"/>
+        </w:rPr>
+      </w:pPr>
+      <w:r>
+        <w:rPr>
+          <w:rFonts w:ascii="Times New Roman" w:hAnsi="Times New Roman" w:cs="Times New Roman"/>
+          <w:color w:val="4472C4" w:themeColor="accent1"/>
+          <w:sz w:val="28"/>
+          <w:szCs w:val="28"/>
+        </w:rPr>
+        <w:t xml:space="preserve">   - Назначение элементов структуры:</w:t>
+      </w:r>
+    </w:p>
+    <w:p>
+      <w:pPr>
+        <w:spacing w:after="0" w:line="360" w:lineRule="auto"/>
+        <w:ind w:firstLine="709"/>
+        <w:jc w:val="both"/>
+        <w:rPr>
+          <w:rFonts w:ascii="Times New Roman" w:hAnsi="Times New Roman" w:cs="Times New Roman"/>
+          <w:color w:val="4472C4" w:themeColor="accent1"/>
+          <w:sz w:val="28"/>
+          <w:szCs w:val="28"/>
+        </w:rPr>
+      </w:pPr>
+      <w:r>
+        <w:rPr>
+          <w:rFonts w:ascii="Times New Roman" w:hAnsi="Times New Roman" w:cs="Times New Roman"/>
+          <w:color w:val="4472C4" w:themeColor="accent1"/>
+          <w:sz w:val="28"/>
+          <w:szCs w:val="28"/>
+        </w:rPr>
+        <w:t xml:space="preserve">     - </w:t>
+      </w:r>
+      <w:proofErr w:type="spellStart"/>
+      <w:r>
+        <w:rPr>
+          <w:rFonts w:ascii="Times New Roman" w:hAnsi="Times New Roman" w:cs="Times New Roman"/>
+          <w:color w:val="4472C4" w:themeColor="accent1"/>
+          <w:sz w:val="28"/>
+          <w:szCs w:val="28"/>
+        </w:rPr>
+        <w:t>cheat_sheet</w:t>
+      </w:r>
+      <w:proofErr w:type="spellEnd"/>
+      <w:r>
+        <w:rPr>
+          <w:rFonts w:ascii="Times New Roman" w:hAnsi="Times New Roman" w:cs="Times New Roman"/>
+          <w:color w:val="4472C4" w:themeColor="accent1"/>
+          <w:sz w:val="28"/>
+          <w:szCs w:val="28"/>
+        </w:rPr>
+        <w:t xml:space="preserve"> - корневая папка проекта</w:t>
+      </w:r>
+    </w:p>
+    <w:p>
+      <w:pPr>
+        <w:spacing w:after="0" w:line="360" w:lineRule="auto"/>
+        <w:ind w:firstLine="709"/>
+        <w:jc w:val="both"/>
+        <w:rPr>
+          <w:rFonts w:ascii="Times New Roman" w:hAnsi="Times New Roman" w:cs="Times New Roman"/>
+          <w:color w:val="4472C4" w:themeColor="accent1"/>
+          <w:sz w:val="28"/>
+          <w:szCs w:val="28"/>
+        </w:rPr>
+      </w:pPr>
+      <w:r>
+        <w:rPr>
+          <w:rFonts w:ascii="Times New Roman" w:hAnsi="Times New Roman" w:cs="Times New Roman"/>
+          <w:color w:val="4472C4" w:themeColor="accent1"/>
+          <w:sz w:val="28"/>
+          <w:szCs w:val="28"/>
+        </w:rPr>
+        <w:t xml:space="preserve">     - </w:t>
+      </w:r>
+      <w:proofErr w:type="spellStart"/>
+      <w:r>
+        <w:rPr>
+          <w:rFonts w:ascii="Times New Roman" w:hAnsi="Times New Roman" w:cs="Times New Roman"/>
+          <w:color w:val="4472C4" w:themeColor="accent1"/>
+          <w:sz w:val="28"/>
+          <w:szCs w:val="28"/>
+        </w:rPr>
+        <w:t>for_program</w:t>
+      </w:r>
+      <w:proofErr w:type="spellEnd"/>
+      <w:r>
+        <w:rPr>
+          <w:rFonts w:ascii="Times New Roman" w:hAnsi="Times New Roman" w:cs="Times New Roman"/>
+          <w:color w:val="4472C4" w:themeColor="accent1"/>
+          <w:sz w:val="28"/>
+          <w:szCs w:val="28"/>
+        </w:rPr>
+        <w:t xml:space="preserve"> - директория для служебных файлов</w:t>
+      </w:r>
+    </w:p>
+    <w:p>
+      <w:pPr>
+        <w:spacing w:after="0" w:line="360" w:lineRule="auto"/>
+        <w:ind w:firstLine="709"/>
+        <w:jc w:val="both"/>
+        <w:rPr>
+          <w:rFonts w:ascii="Times New Roman" w:hAnsi="Times New Roman" w:cs="Times New Roman"/>
+          <w:color w:val="4472C4" w:themeColor="accent1"/>
+          <w:sz w:val="28"/>
+          <w:szCs w:val="28"/>
+        </w:rPr>
+      </w:pPr>
+      <w:r>
+        <w:rPr>
+          <w:rFonts w:ascii="Times New Roman" w:hAnsi="Times New Roman" w:cs="Times New Roman"/>
+          <w:color w:val="4472C4" w:themeColor="accent1"/>
+          <w:sz w:val="28"/>
+          <w:szCs w:val="28"/>
+        </w:rPr>
+        <w:t xml:space="preserve">     - </w:t>
+      </w:r>
+      <w:proofErr w:type="spellStart"/>
+      <w:proofErr w:type="gramStart"/>
+      <w:r>
+        <w:rPr>
+          <w:rFonts w:ascii="Times New Roman" w:hAnsi="Times New Roman" w:cs="Times New Roman"/>
+          <w:color w:val="4472C4" w:themeColor="accent1"/>
+          <w:sz w:val="28"/>
+          <w:szCs w:val="28"/>
+        </w:rPr>
+        <w:t>buttons.json</w:t>
+      </w:r>
+      <w:proofErr w:type="spellEnd"/>
+      <w:proofErr w:type="gramEnd"/>
+      <w:r>
+        <w:rPr>
+          <w:rFonts w:ascii="Times New Roman" w:hAnsi="Times New Roman" w:cs="Times New Roman"/>
+          <w:color w:val="4472C4" w:themeColor="accent1"/>
+          <w:sz w:val="28"/>
+          <w:szCs w:val="28"/>
+        </w:rPr>
+        <w:t xml:space="preserve"> - конфигурация пользовательских кнопок (схема 2.2)</w:t>
+      </w:r>
+    </w:p>
+    <w:p>
+      <w:pPr>
+        <w:spacing w:after="0" w:line="360" w:lineRule="auto"/>
+        <w:ind w:firstLine="709"/>
+        <w:jc w:val="both"/>
+        <w:rPr>
+          <w:rFonts w:ascii="Times New Roman" w:hAnsi="Times New Roman" w:cs="Times New Roman"/>
+          <w:color w:val="4472C4" w:themeColor="accent1"/>
+          <w:sz w:val="28"/>
+          <w:szCs w:val="28"/>
+        </w:rPr>
+      </w:pPr>
+      <w:r>
+        <w:rPr>
+          <w:rFonts w:ascii="Times New Roman" w:hAnsi="Times New Roman" w:cs="Times New Roman"/>
+          <w:color w:val="4472C4" w:themeColor="accent1"/>
+          <w:sz w:val="28"/>
+          <w:szCs w:val="28"/>
+        </w:rPr>
+        <w:t xml:space="preserve">     - </w:t>
+      </w:r>
+      <w:proofErr w:type="spellStart"/>
+      <w:r>
+        <w:rPr>
+          <w:rFonts w:ascii="Times New Roman" w:hAnsi="Times New Roman" w:cs="Times New Roman"/>
+          <w:color w:val="4472C4" w:themeColor="accent1"/>
+          <w:sz w:val="28"/>
+          <w:szCs w:val="28"/>
+        </w:rPr>
+        <w:t>saved_</w:t>
+      </w:r>
+      <w:proofErr w:type="gramStart"/>
+      <w:r>
+        <w:rPr>
+          <w:rFonts w:ascii="Times New Roman" w:hAnsi="Times New Roman" w:cs="Times New Roman"/>
+          <w:color w:val="4472C4" w:themeColor="accent1"/>
+          <w:sz w:val="28"/>
+          <w:szCs w:val="28"/>
+        </w:rPr>
+        <w:t>files.json</w:t>
+      </w:r>
+      <w:proofErr w:type="spellEnd"/>
+      <w:proofErr w:type="gramEnd"/>
+      <w:r>
+        <w:rPr>
+          <w:rFonts w:ascii="Times New Roman" w:hAnsi="Times New Roman" w:cs="Times New Roman"/>
+          <w:color w:val="4472C4" w:themeColor="accent1"/>
+          <w:sz w:val="28"/>
+          <w:szCs w:val="28"/>
+        </w:rPr>
+        <w:t xml:space="preserve"> - реестр внешних файлов (схема 2.3)</w:t>
+      </w:r>
+    </w:p>
+    <w:p>
+      <w:pPr>
+        <w:spacing w:after="0" w:line="360" w:lineRule="auto"/>
+        <w:ind w:firstLine="709"/>
+        <w:jc w:val="both"/>
+        <w:rPr>
+          <w:rFonts w:ascii="Times New Roman" w:hAnsi="Times New Roman" w:cs="Times New Roman"/>
+          <w:color w:val="4472C4" w:themeColor="accent1"/>
+          <w:sz w:val="28"/>
+          <w:szCs w:val="28"/>
+        </w:rPr>
+      </w:pPr>
+      <w:r>
+        <w:rPr>
+          <w:rFonts w:ascii="Times New Roman" w:hAnsi="Times New Roman" w:cs="Times New Roman"/>
+          <w:color w:val="4472C4" w:themeColor="accent1"/>
+          <w:sz w:val="28"/>
+          <w:szCs w:val="28"/>
+        </w:rPr>
+        <w:lastRenderedPageBreak/>
+        <w:t xml:space="preserve">     - </w:t>
+      </w:r>
+      <w:proofErr w:type="spellStart"/>
+      <w:r>
+        <w:rPr>
+          <w:rFonts w:ascii="Times New Roman" w:hAnsi="Times New Roman" w:cs="Times New Roman"/>
+          <w:color w:val="4472C4" w:themeColor="accent1"/>
+          <w:sz w:val="28"/>
+          <w:szCs w:val="28"/>
+        </w:rPr>
+        <w:t>bookmarks</w:t>
+      </w:r>
+      <w:proofErr w:type="spellEnd"/>
+      <w:r>
+        <w:rPr>
+          <w:rFonts w:ascii="Times New Roman" w:hAnsi="Times New Roman" w:cs="Times New Roman"/>
+          <w:color w:val="4472C4" w:themeColor="accent1"/>
+          <w:sz w:val="28"/>
+          <w:szCs w:val="28"/>
+        </w:rPr>
+        <w:t xml:space="preserve"> - центральная папка для рабочих файлов (схема 2.4)</w:t>
+      </w:r>
+    </w:p>
+    <w:p>
+      <w:pPr>
+        <w:spacing w:after="0" w:line="360" w:lineRule="auto"/>
+        <w:ind w:firstLine="709"/>
+        <w:jc w:val="both"/>
+        <w:rPr>
+          <w:rFonts w:ascii="Times New Roman" w:hAnsi="Times New Roman" w:cs="Times New Roman"/>
+          <w:color w:val="4472C4" w:themeColor="accent1"/>
+          <w:sz w:val="28"/>
+          <w:szCs w:val="28"/>
+        </w:rPr>
+      </w:pPr>
+      <w:r>
+        <w:rPr>
+          <w:rFonts w:ascii="Times New Roman" w:hAnsi="Times New Roman" w:cs="Times New Roman"/>
+          <w:color w:val="4472C4" w:themeColor="accent1"/>
+          <w:sz w:val="28"/>
+          <w:szCs w:val="28"/>
+        </w:rPr>
+        <w:t xml:space="preserve">   - Функционал "Менеджера структуры проекта" (таблица 2.2)</w:t>
+      </w:r>
+    </w:p>
+    <w:p>
+      <w:pPr>
+        <w:spacing w:after="0" w:line="360" w:lineRule="auto"/>
+        <w:ind w:firstLine="709"/>
+        <w:jc w:val="both"/>
+        <w:rPr>
+          <w:rFonts w:ascii="Times New Roman" w:hAnsi="Times New Roman" w:cs="Times New Roman"/>
+          <w:color w:val="4472C4" w:themeColor="accent1"/>
+          <w:sz w:val="28"/>
+          <w:szCs w:val="28"/>
+        </w:rPr>
+      </w:pPr>
+      <w:r>
+        <w:rPr>
+          <w:rFonts w:ascii="Times New Roman" w:hAnsi="Times New Roman" w:cs="Times New Roman"/>
+          <w:color w:val="4472C4" w:themeColor="accent1"/>
+          <w:sz w:val="28"/>
+          <w:szCs w:val="28"/>
+        </w:rPr>
+        <w:t xml:space="preserve">   - Логика работы подсистемы управления файловой структурой</w:t>
+      </w:r>
+    </w:p>
+    <w:p>
+      <w:pPr>
+        <w:spacing w:after="0" w:line="360" w:lineRule="auto"/>
+        <w:ind w:firstLine="709"/>
+        <w:jc w:val="both"/>
+        <w:rPr>
+          <w:rFonts w:ascii="Times New Roman" w:hAnsi="Times New Roman" w:cs="Times New Roman"/>
+          <w:color w:val="4472C4" w:themeColor="accent1"/>
+          <w:sz w:val="28"/>
+          <w:szCs w:val="28"/>
+        </w:rPr>
+      </w:pPr>
+      <w:r>
+        <w:rPr>
+          <w:rFonts w:ascii="Times New Roman" w:hAnsi="Times New Roman" w:cs="Times New Roman"/>
+          <w:color w:val="4472C4" w:themeColor="accent1"/>
+          <w:sz w:val="28"/>
+          <w:szCs w:val="28"/>
+        </w:rPr>
+        <w:t>3. Функции боковой панели (основной рабочий интерфейс)</w:t>
+      </w:r>
+    </w:p>
+    <w:p>
+      <w:pPr>
+        <w:spacing w:after="0" w:line="360" w:lineRule="auto"/>
+        <w:ind w:firstLine="709"/>
+        <w:jc w:val="both"/>
+        <w:rPr>
+          <w:rFonts w:ascii="Times New Roman" w:hAnsi="Times New Roman" w:cs="Times New Roman"/>
+          <w:color w:val="4472C4" w:themeColor="accent1"/>
+          <w:sz w:val="28"/>
+          <w:szCs w:val="28"/>
+        </w:rPr>
+      </w:pPr>
+      <w:r>
+        <w:rPr>
+          <w:rFonts w:ascii="Times New Roman" w:hAnsi="Times New Roman" w:cs="Times New Roman"/>
+          <w:color w:val="4472C4" w:themeColor="accent1"/>
+          <w:sz w:val="28"/>
+          <w:szCs w:val="28"/>
+        </w:rPr>
+        <w:t xml:space="preserve">   - Структура и назначение боковой панели</w:t>
+      </w:r>
+    </w:p>
+    <w:p>
+      <w:pPr>
+        <w:spacing w:after="0" w:line="360" w:lineRule="auto"/>
+        <w:ind w:firstLine="709"/>
+        <w:jc w:val="both"/>
+        <w:rPr>
+          <w:rFonts w:ascii="Times New Roman" w:hAnsi="Times New Roman" w:cs="Times New Roman"/>
+          <w:color w:val="4472C4" w:themeColor="accent1"/>
+          <w:sz w:val="28"/>
+          <w:szCs w:val="28"/>
+        </w:rPr>
+      </w:pPr>
+      <w:r>
+        <w:rPr>
+          <w:rFonts w:ascii="Times New Roman" w:hAnsi="Times New Roman" w:cs="Times New Roman"/>
+          <w:color w:val="4472C4" w:themeColor="accent1"/>
+          <w:sz w:val="28"/>
+          <w:szCs w:val="28"/>
+        </w:rPr>
+        <w:t xml:space="preserve">   - Функциональные области:</w:t>
+      </w:r>
+    </w:p>
+    <w:p>
+      <w:pPr>
+        <w:spacing w:after="0" w:line="360" w:lineRule="auto"/>
+        <w:ind w:firstLine="709"/>
+        <w:jc w:val="both"/>
+        <w:rPr>
+          <w:rFonts w:ascii="Times New Roman" w:hAnsi="Times New Roman" w:cs="Times New Roman"/>
+          <w:color w:val="4472C4" w:themeColor="accent1"/>
+          <w:sz w:val="28"/>
+          <w:szCs w:val="28"/>
+        </w:rPr>
+      </w:pPr>
+      <w:r>
+        <w:rPr>
+          <w:rFonts w:ascii="Times New Roman" w:hAnsi="Times New Roman" w:cs="Times New Roman"/>
+          <w:color w:val="4472C4" w:themeColor="accent1"/>
+          <w:sz w:val="28"/>
+          <w:szCs w:val="28"/>
+        </w:rPr>
+        <w:t xml:space="preserve">     - Верхняя часть: дерево файловой структуры</w:t>
+      </w:r>
+    </w:p>
+    <w:p>
+      <w:pPr>
+        <w:spacing w:after="0" w:line="360" w:lineRule="auto"/>
+        <w:ind w:firstLine="709"/>
+        <w:jc w:val="both"/>
+        <w:rPr>
+          <w:rFonts w:ascii="Times New Roman" w:hAnsi="Times New Roman" w:cs="Times New Roman"/>
+          <w:color w:val="4472C4" w:themeColor="accent1"/>
+          <w:sz w:val="28"/>
+          <w:szCs w:val="28"/>
+        </w:rPr>
+      </w:pPr>
+      <w:r>
+        <w:rPr>
+          <w:rFonts w:ascii="Times New Roman" w:hAnsi="Times New Roman" w:cs="Times New Roman"/>
+          <w:color w:val="4472C4" w:themeColor="accent1"/>
+          <w:sz w:val="28"/>
+          <w:szCs w:val="28"/>
+        </w:rPr>
+        <w:t xml:space="preserve">     - Нижняя часть: содержимое выбранного файла</w:t>
+      </w:r>
+    </w:p>
+    <w:p>
+      <w:pPr>
+        <w:spacing w:after="0" w:line="360" w:lineRule="auto"/>
+        <w:ind w:firstLine="709"/>
+        <w:jc w:val="both"/>
+        <w:rPr>
+          <w:rFonts w:ascii="Times New Roman" w:hAnsi="Times New Roman" w:cs="Times New Roman"/>
+          <w:color w:val="4472C4" w:themeColor="accent1"/>
+          <w:sz w:val="28"/>
+          <w:szCs w:val="28"/>
+        </w:rPr>
+      </w:pPr>
+      <w:r>
+        <w:rPr>
+          <w:rFonts w:ascii="Times New Roman" w:hAnsi="Times New Roman" w:cs="Times New Roman"/>
+          <w:color w:val="4472C4" w:themeColor="accent1"/>
+          <w:sz w:val="28"/>
+          <w:szCs w:val="28"/>
+        </w:rPr>
+        <w:t xml:space="preserve">   - Поддержка синтаксической подсветки</w:t>
+      </w:r>
+    </w:p>
+    <w:p>
+      <w:pPr>
+        <w:spacing w:after="0" w:line="360" w:lineRule="auto"/>
+        <w:ind w:firstLine="709"/>
+        <w:jc w:val="both"/>
+        <w:rPr>
+          <w:rFonts w:ascii="Times New Roman" w:hAnsi="Times New Roman" w:cs="Times New Roman"/>
+          <w:color w:val="4472C4" w:themeColor="accent1"/>
+          <w:sz w:val="28"/>
+          <w:szCs w:val="28"/>
+        </w:rPr>
+      </w:pPr>
+      <w:r>
+        <w:rPr>
+          <w:rFonts w:ascii="Times New Roman" w:hAnsi="Times New Roman" w:cs="Times New Roman"/>
+          <w:color w:val="4472C4" w:themeColor="accent1"/>
+          <w:sz w:val="28"/>
+          <w:szCs w:val="28"/>
+        </w:rPr>
+        <w:t xml:space="preserve">   - Назначение и преимущества</w:t>
+      </w:r>
+    </w:p>
+    <w:p>
+      <w:pPr>
+        <w:spacing w:after="0" w:line="360" w:lineRule="auto"/>
+        <w:ind w:firstLine="709"/>
+        <w:jc w:val="both"/>
+        <w:rPr>
+          <w:rFonts w:ascii="Times New Roman" w:hAnsi="Times New Roman" w:cs="Times New Roman"/>
+          <w:color w:val="4472C4" w:themeColor="accent1"/>
+          <w:sz w:val="28"/>
+          <w:szCs w:val="28"/>
+        </w:rPr>
+      </w:pPr>
+      <w:r>
+        <w:rPr>
+          <w:rFonts w:ascii="Times New Roman" w:hAnsi="Times New Roman" w:cs="Times New Roman"/>
+          <w:color w:val="4472C4" w:themeColor="accent1"/>
+          <w:sz w:val="28"/>
+          <w:szCs w:val="28"/>
+        </w:rPr>
+        <w:t>4. Функции работы с учебными материалами</w:t>
+      </w:r>
+    </w:p>
+    <w:p>
+      <w:pPr>
+        <w:spacing w:after="0" w:line="360" w:lineRule="auto"/>
+        <w:ind w:firstLine="709"/>
+        <w:jc w:val="both"/>
+        <w:rPr>
+          <w:rFonts w:ascii="Times New Roman" w:hAnsi="Times New Roman" w:cs="Times New Roman"/>
+          <w:color w:val="4472C4" w:themeColor="accent1"/>
+          <w:sz w:val="28"/>
+          <w:szCs w:val="28"/>
+        </w:rPr>
+      </w:pPr>
+      <w:r>
+        <w:rPr>
+          <w:rFonts w:ascii="Times New Roman" w:hAnsi="Times New Roman" w:cs="Times New Roman"/>
+          <w:color w:val="4472C4" w:themeColor="accent1"/>
+          <w:sz w:val="28"/>
+          <w:szCs w:val="28"/>
+        </w:rPr>
+        <w:t xml:space="preserve">   - Поддерживаемые форматы файлов:</w:t>
+      </w:r>
+    </w:p>
+    <w:p>
+      <w:pPr>
+        <w:spacing w:after="0" w:line="360" w:lineRule="auto"/>
+        <w:ind w:firstLine="709"/>
+        <w:jc w:val="both"/>
+        <w:rPr>
+          <w:rFonts w:ascii="Times New Roman" w:hAnsi="Times New Roman" w:cs="Times New Roman"/>
+          <w:color w:val="4472C4" w:themeColor="accent1"/>
+          <w:sz w:val="28"/>
+          <w:szCs w:val="28"/>
+        </w:rPr>
+      </w:pPr>
+      <w:r>
+        <w:rPr>
+          <w:rFonts w:ascii="Times New Roman" w:hAnsi="Times New Roman" w:cs="Times New Roman"/>
+          <w:color w:val="4472C4" w:themeColor="accent1"/>
+          <w:sz w:val="28"/>
+          <w:szCs w:val="28"/>
+        </w:rPr>
+        <w:t xml:space="preserve">     - ST (</w:t>
+      </w:r>
+      <w:proofErr w:type="spellStart"/>
+      <w:r>
+        <w:rPr>
+          <w:rFonts w:ascii="Times New Roman" w:hAnsi="Times New Roman" w:cs="Times New Roman"/>
+          <w:color w:val="4472C4" w:themeColor="accent1"/>
+          <w:sz w:val="28"/>
+          <w:szCs w:val="28"/>
+        </w:rPr>
+        <w:t>Structured</w:t>
+      </w:r>
+      <w:proofErr w:type="spellEnd"/>
+      <w:r>
+        <w:rPr>
+          <w:rFonts w:ascii="Times New Roman" w:hAnsi="Times New Roman" w:cs="Times New Roman"/>
+          <w:color w:val="4472C4" w:themeColor="accent1"/>
+          <w:sz w:val="28"/>
+          <w:szCs w:val="28"/>
+        </w:rPr>
+        <w:t xml:space="preserve"> Text) - для структурированных фрагментов кода</w:t>
+      </w:r>
+    </w:p>
+    <w:p>
+      <w:pPr>
+        <w:spacing w:after="0" w:line="360" w:lineRule="auto"/>
+        <w:ind w:firstLine="709"/>
+        <w:jc w:val="both"/>
+        <w:rPr>
+          <w:rFonts w:ascii="Times New Roman" w:hAnsi="Times New Roman" w:cs="Times New Roman"/>
+          <w:color w:val="4472C4" w:themeColor="accent1"/>
+          <w:sz w:val="28"/>
+          <w:szCs w:val="28"/>
+        </w:rPr>
+      </w:pPr>
+      <w:r>
+        <w:rPr>
+          <w:rFonts w:ascii="Times New Roman" w:hAnsi="Times New Roman" w:cs="Times New Roman"/>
+          <w:color w:val="4472C4" w:themeColor="accent1"/>
+          <w:sz w:val="28"/>
+          <w:szCs w:val="28"/>
+        </w:rPr>
+        <w:t xml:space="preserve">     - MD (</w:t>
+      </w:r>
+      <w:proofErr w:type="spellStart"/>
+      <w:r>
+        <w:rPr>
+          <w:rFonts w:ascii="Times New Roman" w:hAnsi="Times New Roman" w:cs="Times New Roman"/>
+          <w:color w:val="4472C4" w:themeColor="accent1"/>
+          <w:sz w:val="28"/>
+          <w:szCs w:val="28"/>
+        </w:rPr>
+        <w:t>Markdown</w:t>
+      </w:r>
+      <w:proofErr w:type="spellEnd"/>
+      <w:r>
+        <w:rPr>
+          <w:rFonts w:ascii="Times New Roman" w:hAnsi="Times New Roman" w:cs="Times New Roman"/>
+          <w:color w:val="4472C4" w:themeColor="accent1"/>
+          <w:sz w:val="28"/>
+          <w:szCs w:val="28"/>
+        </w:rPr>
+        <w:t>) - для расширенной документации</w:t>
+      </w:r>
+    </w:p>
+    <w:p>
+      <w:pPr>
+        <w:spacing w:after="0" w:line="360" w:lineRule="auto"/>
+        <w:ind w:firstLine="709"/>
+        <w:jc w:val="both"/>
+        <w:rPr>
+          <w:rFonts w:ascii="Times New Roman" w:hAnsi="Times New Roman" w:cs="Times New Roman"/>
+          <w:color w:val="4472C4" w:themeColor="accent1"/>
+          <w:sz w:val="28"/>
+          <w:szCs w:val="28"/>
+        </w:rPr>
+      </w:pPr>
+      <w:r>
+        <w:rPr>
+          <w:rFonts w:ascii="Times New Roman" w:hAnsi="Times New Roman" w:cs="Times New Roman"/>
+          <w:color w:val="4472C4" w:themeColor="accent1"/>
+          <w:sz w:val="28"/>
+          <w:szCs w:val="28"/>
+        </w:rPr>
+        <w:t xml:space="preserve">   - Структура ST-файла:</w:t>
+      </w:r>
+    </w:p>
+    <w:p>
+      <w:pPr>
+        <w:spacing w:after="0" w:line="360" w:lineRule="auto"/>
+        <w:ind w:firstLine="709"/>
+        <w:jc w:val="both"/>
+        <w:rPr>
+          <w:rFonts w:ascii="Times New Roman" w:hAnsi="Times New Roman" w:cs="Times New Roman"/>
+          <w:color w:val="4472C4" w:themeColor="accent1"/>
+          <w:sz w:val="28"/>
+          <w:szCs w:val="28"/>
+          <w:lang w:val="en-US"/>
+        </w:rPr>
+      </w:pPr>
+      <w:r>
+        <w:rPr>
+          <w:rFonts w:ascii="Times New Roman" w:hAnsi="Times New Roman" w:cs="Times New Roman"/>
+          <w:color w:val="4472C4" w:themeColor="accent1"/>
+          <w:sz w:val="28"/>
+          <w:szCs w:val="28"/>
+        </w:rPr>
+        <w:t xml:space="preserve">     </w:t>
+      </w:r>
+      <w:r>
+        <w:rPr>
+          <w:rFonts w:ascii="Times New Roman" w:hAnsi="Times New Roman" w:cs="Times New Roman"/>
+          <w:color w:val="4472C4" w:themeColor="accent1"/>
+          <w:sz w:val="28"/>
+          <w:szCs w:val="28"/>
+          <w:lang w:val="en-US"/>
+        </w:rPr>
+        <w:t xml:space="preserve">- </w:t>
+      </w:r>
+      <w:r>
+        <w:rPr>
+          <w:rFonts w:ascii="Times New Roman" w:hAnsi="Times New Roman" w:cs="Times New Roman"/>
+          <w:color w:val="4472C4" w:themeColor="accent1"/>
+          <w:sz w:val="28"/>
+          <w:szCs w:val="28"/>
+        </w:rPr>
+        <w:t>Заголовок</w:t>
+      </w:r>
+      <w:r>
+        <w:rPr>
+          <w:rFonts w:ascii="Times New Roman" w:hAnsi="Times New Roman" w:cs="Times New Roman"/>
+          <w:color w:val="4472C4" w:themeColor="accent1"/>
+          <w:sz w:val="28"/>
+          <w:szCs w:val="28"/>
+          <w:lang w:val="en-US"/>
+        </w:rPr>
+        <w:t xml:space="preserve"> (File)</w:t>
+      </w:r>
+    </w:p>
+    <w:p>
+      <w:pPr>
+        <w:spacing w:after="0" w:line="360" w:lineRule="auto"/>
+        <w:ind w:firstLine="709"/>
+        <w:jc w:val="both"/>
+        <w:rPr>
+          <w:rFonts w:ascii="Times New Roman" w:hAnsi="Times New Roman" w:cs="Times New Roman"/>
+          <w:color w:val="4472C4" w:themeColor="accent1"/>
+          <w:sz w:val="28"/>
+          <w:szCs w:val="28"/>
+          <w:lang w:val="en-US"/>
+        </w:rPr>
+      </w:pPr>
+      <w:r>
+        <w:rPr>
+          <w:rFonts w:ascii="Times New Roman" w:hAnsi="Times New Roman" w:cs="Times New Roman"/>
+          <w:color w:val="4472C4" w:themeColor="accent1"/>
+          <w:sz w:val="28"/>
+          <w:szCs w:val="28"/>
+          <w:lang w:val="en-US"/>
+        </w:rPr>
+        <w:t xml:space="preserve">     - </w:t>
+      </w:r>
+      <w:r>
+        <w:rPr>
+          <w:rFonts w:ascii="Times New Roman" w:hAnsi="Times New Roman" w:cs="Times New Roman"/>
+          <w:color w:val="4472C4" w:themeColor="accent1"/>
+          <w:sz w:val="28"/>
+          <w:szCs w:val="28"/>
+        </w:rPr>
+        <w:t>Папка</w:t>
+      </w:r>
+      <w:r>
+        <w:rPr>
+          <w:rFonts w:ascii="Times New Roman" w:hAnsi="Times New Roman" w:cs="Times New Roman"/>
+          <w:color w:val="4472C4" w:themeColor="accent1"/>
+          <w:sz w:val="28"/>
+          <w:szCs w:val="28"/>
+          <w:lang w:val="en-US"/>
+        </w:rPr>
+        <w:t xml:space="preserve"> (Folder)</w:t>
+      </w:r>
+    </w:p>
+    <w:p>
+      <w:pPr>
+        <w:spacing w:after="0" w:line="360" w:lineRule="auto"/>
+        <w:ind w:firstLine="709"/>
+        <w:jc w:val="both"/>
+        <w:rPr>
+          <w:rFonts w:ascii="Times New Roman" w:hAnsi="Times New Roman" w:cs="Times New Roman"/>
+          <w:color w:val="4472C4" w:themeColor="accent1"/>
+          <w:sz w:val="28"/>
+          <w:szCs w:val="28"/>
+          <w:lang w:val="en-US"/>
+        </w:rPr>
+      </w:pPr>
+      <w:r>
+        <w:rPr>
+          <w:rFonts w:ascii="Times New Roman" w:hAnsi="Times New Roman" w:cs="Times New Roman"/>
+          <w:color w:val="4472C4" w:themeColor="accent1"/>
+          <w:sz w:val="28"/>
+          <w:szCs w:val="28"/>
+          <w:lang w:val="en-US"/>
+        </w:rPr>
+        <w:t xml:space="preserve">     - </w:t>
+      </w:r>
+      <w:r>
+        <w:rPr>
+          <w:rFonts w:ascii="Times New Roman" w:hAnsi="Times New Roman" w:cs="Times New Roman"/>
+          <w:color w:val="4472C4" w:themeColor="accent1"/>
+          <w:sz w:val="28"/>
+          <w:szCs w:val="28"/>
+        </w:rPr>
+        <w:t>Шаблон</w:t>
+      </w:r>
+      <w:r>
+        <w:rPr>
+          <w:rFonts w:ascii="Times New Roman" w:hAnsi="Times New Roman" w:cs="Times New Roman"/>
+          <w:color w:val="4472C4" w:themeColor="accent1"/>
+          <w:sz w:val="28"/>
+          <w:szCs w:val="28"/>
+          <w:lang w:val="en-US"/>
+        </w:rPr>
+        <w:t xml:space="preserve"> (Template)</w:t>
+      </w:r>
+    </w:p>
+    <w:p>
+      <w:pPr>
+        <w:spacing w:after="0" w:line="360" w:lineRule="auto"/>
+        <w:ind w:firstLine="709"/>
+        <w:jc w:val="both"/>
+        <w:rPr>
+          <w:rFonts w:ascii="Times New Roman" w:hAnsi="Times New Roman" w:cs="Times New Roman"/>
+          <w:color w:val="4472C4" w:themeColor="accent1"/>
+          <w:sz w:val="28"/>
+          <w:szCs w:val="28"/>
+        </w:rPr>
+      </w:pPr>
+      <w:r>
+        <w:rPr>
+          <w:rFonts w:ascii="Times New Roman" w:hAnsi="Times New Roman" w:cs="Times New Roman"/>
+          <w:color w:val="4472C4" w:themeColor="accent1"/>
+          <w:sz w:val="28"/>
+          <w:szCs w:val="28"/>
+          <w:lang w:val="en-US"/>
+        </w:rPr>
+        <w:t xml:space="preserve">   </w:t>
+      </w:r>
+      <w:r>
+        <w:rPr>
+          <w:rFonts w:ascii="Times New Roman" w:hAnsi="Times New Roman" w:cs="Times New Roman"/>
+          <w:color w:val="4472C4" w:themeColor="accent1"/>
+          <w:sz w:val="28"/>
+          <w:szCs w:val="28"/>
+        </w:rPr>
+        <w:t>- Пример содержимого ST-файла (схема 2.5)</w:t>
+      </w:r>
+    </w:p>
+    <w:p>
+      <w:pPr>
+        <w:spacing w:after="0" w:line="360" w:lineRule="auto"/>
+        <w:ind w:firstLine="709"/>
+        <w:jc w:val="both"/>
+        <w:rPr>
+          <w:rFonts w:ascii="Times New Roman" w:hAnsi="Times New Roman" w:cs="Times New Roman"/>
+          <w:color w:val="4472C4" w:themeColor="accent1"/>
+          <w:sz w:val="28"/>
+          <w:szCs w:val="28"/>
+        </w:rPr>
+      </w:pPr>
+      <w:r>
+        <w:rPr>
+          <w:rFonts w:ascii="Times New Roman" w:hAnsi="Times New Roman" w:cs="Times New Roman"/>
+          <w:color w:val="4472C4" w:themeColor="accent1"/>
+          <w:sz w:val="28"/>
+          <w:szCs w:val="28"/>
+        </w:rPr>
+        <w:t xml:space="preserve">   - Пример содержимого MD-файла (схема 2.6)</w:t>
+      </w:r>
+    </w:p>
+    <w:p>
+      <w:pPr>
+        <w:spacing w:after="0" w:line="360" w:lineRule="auto"/>
+        <w:ind w:firstLine="709"/>
+        <w:jc w:val="both"/>
+        <w:rPr>
+          <w:rFonts w:ascii="Times New Roman" w:hAnsi="Times New Roman" w:cs="Times New Roman"/>
+          <w:color w:val="4472C4" w:themeColor="accent1"/>
+          <w:sz w:val="28"/>
+          <w:szCs w:val="28"/>
+        </w:rPr>
+      </w:pPr>
+      <w:r>
+        <w:rPr>
+          <w:rFonts w:ascii="Times New Roman" w:hAnsi="Times New Roman" w:cs="Times New Roman"/>
+          <w:color w:val="4472C4" w:themeColor="accent1"/>
+          <w:sz w:val="28"/>
+          <w:szCs w:val="28"/>
+        </w:rPr>
+        <w:t xml:space="preserve">   - Формирование модели дерева элементов (схема 2.7)</w:t>
+      </w:r>
+    </w:p>
+    <w:p>
+      <w:pPr>
+        <w:spacing w:after="0" w:line="360" w:lineRule="auto"/>
+        <w:ind w:firstLine="709"/>
+        <w:jc w:val="both"/>
+        <w:rPr>
+          <w:rFonts w:ascii="Times New Roman" w:hAnsi="Times New Roman" w:cs="Times New Roman"/>
+          <w:color w:val="4472C4" w:themeColor="accent1"/>
+          <w:sz w:val="28"/>
+          <w:szCs w:val="28"/>
+        </w:rPr>
+      </w:pPr>
+      <w:r>
+        <w:rPr>
+          <w:rFonts w:ascii="Times New Roman" w:hAnsi="Times New Roman" w:cs="Times New Roman"/>
+          <w:color w:val="4472C4" w:themeColor="accent1"/>
+          <w:sz w:val="28"/>
+          <w:szCs w:val="28"/>
+        </w:rPr>
+        <w:t>5. Функции редактора файлов</w:t>
+      </w:r>
+    </w:p>
+    <w:p>
+      <w:pPr>
+        <w:spacing w:after="0" w:line="360" w:lineRule="auto"/>
+        <w:ind w:firstLine="709"/>
+        <w:jc w:val="both"/>
+        <w:rPr>
+          <w:rFonts w:ascii="Times New Roman" w:hAnsi="Times New Roman" w:cs="Times New Roman"/>
+          <w:color w:val="4472C4" w:themeColor="accent1"/>
+          <w:sz w:val="28"/>
+          <w:szCs w:val="28"/>
+        </w:rPr>
+      </w:pPr>
+      <w:r>
+        <w:rPr>
+          <w:rFonts w:ascii="Times New Roman" w:hAnsi="Times New Roman" w:cs="Times New Roman"/>
+          <w:color w:val="4472C4" w:themeColor="accent1"/>
+          <w:sz w:val="28"/>
+          <w:szCs w:val="28"/>
+        </w:rPr>
+        <w:t xml:space="preserve">   - Структура интерфейса редактора:</w:t>
+      </w:r>
+    </w:p>
+    <w:p>
+      <w:pPr>
+        <w:spacing w:after="0" w:line="360" w:lineRule="auto"/>
+        <w:ind w:firstLine="709"/>
+        <w:jc w:val="both"/>
+        <w:rPr>
+          <w:rFonts w:ascii="Times New Roman" w:hAnsi="Times New Roman" w:cs="Times New Roman"/>
+          <w:color w:val="4472C4" w:themeColor="accent1"/>
+          <w:sz w:val="28"/>
+          <w:szCs w:val="28"/>
+        </w:rPr>
+      </w:pPr>
+      <w:r>
+        <w:rPr>
+          <w:rFonts w:ascii="Times New Roman" w:hAnsi="Times New Roman" w:cs="Times New Roman"/>
+          <w:color w:val="4472C4" w:themeColor="accent1"/>
+          <w:sz w:val="28"/>
+          <w:szCs w:val="28"/>
+        </w:rPr>
+        <w:t xml:space="preserve">     - Левая панель: модель дерева файлов</w:t>
+      </w:r>
+    </w:p>
+    <w:p>
+      <w:pPr>
+        <w:spacing w:after="0" w:line="360" w:lineRule="auto"/>
+        <w:ind w:firstLine="709"/>
+        <w:jc w:val="both"/>
+        <w:rPr>
+          <w:rFonts w:ascii="Times New Roman" w:hAnsi="Times New Roman" w:cs="Times New Roman"/>
+          <w:color w:val="4472C4" w:themeColor="accent1"/>
+          <w:sz w:val="28"/>
+          <w:szCs w:val="28"/>
+        </w:rPr>
+      </w:pPr>
+      <w:r>
+        <w:rPr>
+          <w:rFonts w:ascii="Times New Roman" w:hAnsi="Times New Roman" w:cs="Times New Roman"/>
+          <w:color w:val="4472C4" w:themeColor="accent1"/>
+          <w:sz w:val="28"/>
+          <w:szCs w:val="28"/>
+        </w:rPr>
+        <w:t xml:space="preserve">     - Правая панель: область редактирования</w:t>
+      </w:r>
+    </w:p>
+    <w:p>
+      <w:pPr>
+        <w:spacing w:after="0" w:line="360" w:lineRule="auto"/>
+        <w:ind w:firstLine="709"/>
+        <w:jc w:val="both"/>
+        <w:rPr>
+          <w:rFonts w:ascii="Times New Roman" w:hAnsi="Times New Roman" w:cs="Times New Roman"/>
+          <w:color w:val="4472C4" w:themeColor="accent1"/>
+          <w:sz w:val="28"/>
+          <w:szCs w:val="28"/>
+        </w:rPr>
+      </w:pPr>
+      <w:r>
+        <w:rPr>
+          <w:rFonts w:ascii="Times New Roman" w:hAnsi="Times New Roman" w:cs="Times New Roman"/>
+          <w:color w:val="4472C4" w:themeColor="accent1"/>
+          <w:sz w:val="28"/>
+          <w:szCs w:val="28"/>
+        </w:rPr>
+        <w:t xml:space="preserve">   - Ключевые функциональные возможности:</w:t>
+      </w:r>
+    </w:p>
+    <w:p>
+      <w:pPr>
+        <w:spacing w:after="0" w:line="360" w:lineRule="auto"/>
+        <w:ind w:firstLine="709"/>
+        <w:jc w:val="both"/>
+        <w:rPr>
+          <w:rFonts w:ascii="Times New Roman" w:hAnsi="Times New Roman" w:cs="Times New Roman"/>
+          <w:color w:val="4472C4" w:themeColor="accent1"/>
+          <w:sz w:val="28"/>
+          <w:szCs w:val="28"/>
+        </w:rPr>
+      </w:pPr>
+      <w:r>
+        <w:rPr>
+          <w:rFonts w:ascii="Times New Roman" w:hAnsi="Times New Roman" w:cs="Times New Roman"/>
+          <w:color w:val="4472C4" w:themeColor="accent1"/>
+          <w:sz w:val="28"/>
+          <w:szCs w:val="28"/>
+        </w:rPr>
+        <w:t xml:space="preserve">     - Создание новых элементов базы знаний</w:t>
+      </w:r>
+    </w:p>
+    <w:p>
+      <w:pPr>
+        <w:spacing w:after="0" w:line="360" w:lineRule="auto"/>
+        <w:ind w:firstLine="709"/>
+        <w:jc w:val="both"/>
+        <w:rPr>
+          <w:rFonts w:ascii="Times New Roman" w:hAnsi="Times New Roman" w:cs="Times New Roman"/>
+          <w:color w:val="4472C4" w:themeColor="accent1"/>
+          <w:sz w:val="28"/>
+          <w:szCs w:val="28"/>
+        </w:rPr>
+      </w:pPr>
+      <w:r>
+        <w:rPr>
+          <w:rFonts w:ascii="Times New Roman" w:hAnsi="Times New Roman" w:cs="Times New Roman"/>
+          <w:color w:val="4472C4" w:themeColor="accent1"/>
+          <w:sz w:val="28"/>
+          <w:szCs w:val="28"/>
+        </w:rPr>
+        <w:t xml:space="preserve">     - Удаление существующих элементов</w:t>
+      </w:r>
+    </w:p>
+    <w:p>
+      <w:pPr>
+        <w:spacing w:after="0" w:line="360" w:lineRule="auto"/>
+        <w:ind w:firstLine="709"/>
+        <w:jc w:val="both"/>
+        <w:rPr>
+          <w:rFonts w:ascii="Times New Roman" w:hAnsi="Times New Roman" w:cs="Times New Roman"/>
+          <w:color w:val="4472C4" w:themeColor="accent1"/>
+          <w:sz w:val="28"/>
+          <w:szCs w:val="28"/>
+        </w:rPr>
+      </w:pPr>
+      <w:r>
+        <w:rPr>
+          <w:rFonts w:ascii="Times New Roman" w:hAnsi="Times New Roman" w:cs="Times New Roman"/>
+          <w:color w:val="4472C4" w:themeColor="accent1"/>
+          <w:sz w:val="28"/>
+          <w:szCs w:val="28"/>
+        </w:rPr>
+        <w:t xml:space="preserve">     - Визуальное редактирование с синтаксической подсветкой</w:t>
+      </w:r>
+    </w:p>
+    <w:p>
+      <w:pPr>
+        <w:spacing w:after="0" w:line="360" w:lineRule="auto"/>
+        <w:ind w:firstLine="709"/>
+        <w:jc w:val="both"/>
+        <w:rPr>
+          <w:rFonts w:ascii="Times New Roman" w:hAnsi="Times New Roman" w:cs="Times New Roman"/>
+          <w:color w:val="4472C4" w:themeColor="accent1"/>
+          <w:sz w:val="28"/>
+          <w:szCs w:val="28"/>
+        </w:rPr>
+      </w:pPr>
+      <w:r>
+        <w:rPr>
+          <w:rFonts w:ascii="Times New Roman" w:hAnsi="Times New Roman" w:cs="Times New Roman"/>
+          <w:color w:val="4472C4" w:themeColor="accent1"/>
+          <w:sz w:val="28"/>
+          <w:szCs w:val="28"/>
+        </w:rPr>
+        <w:t xml:space="preserve">     - Интерактивное дерево структуры проекта</w:t>
+      </w:r>
+    </w:p>
+    <w:p>
+      <w:pPr>
+        <w:spacing w:after="0" w:line="360" w:lineRule="auto"/>
+        <w:ind w:firstLine="709"/>
+        <w:jc w:val="both"/>
+        <w:rPr>
+          <w:rFonts w:ascii="Times New Roman" w:hAnsi="Times New Roman" w:cs="Times New Roman"/>
+          <w:color w:val="4472C4" w:themeColor="accent1"/>
+          <w:sz w:val="28"/>
+          <w:szCs w:val="28"/>
+        </w:rPr>
+      </w:pPr>
+      <w:r>
+        <w:rPr>
+          <w:rFonts w:ascii="Times New Roman" w:hAnsi="Times New Roman" w:cs="Times New Roman"/>
+          <w:color w:val="4472C4" w:themeColor="accent1"/>
+          <w:sz w:val="28"/>
+          <w:szCs w:val="28"/>
+        </w:rPr>
+        <w:lastRenderedPageBreak/>
+        <w:t>6. Системные и сервисные функции</w:t>
+      </w:r>
+    </w:p>
+    <w:p>
+      <w:pPr>
+        <w:spacing w:after="0" w:line="360" w:lineRule="auto"/>
+        <w:ind w:firstLine="709"/>
+        <w:jc w:val="both"/>
+        <w:rPr>
+          <w:rFonts w:ascii="Times New Roman" w:hAnsi="Times New Roman" w:cs="Times New Roman"/>
+          <w:color w:val="4472C4" w:themeColor="accent1"/>
+          <w:sz w:val="28"/>
+          <w:szCs w:val="28"/>
+        </w:rPr>
+      </w:pPr>
+      <w:r>
+        <w:rPr>
+          <w:rFonts w:ascii="Times New Roman" w:hAnsi="Times New Roman" w:cs="Times New Roman"/>
+          <w:color w:val="4472C4" w:themeColor="accent1"/>
+          <w:sz w:val="28"/>
+          <w:szCs w:val="28"/>
+        </w:rPr>
+        <w:t xml:space="preserve">   - Фоновый </w:t>
+      </w:r>
+      <w:proofErr w:type="spellStart"/>
+      <w:r>
+        <w:rPr>
+          <w:rFonts w:ascii="Times New Roman" w:hAnsi="Times New Roman" w:cs="Times New Roman"/>
+          <w:color w:val="4472C4" w:themeColor="accent1"/>
+          <w:sz w:val="28"/>
+          <w:szCs w:val="28"/>
+        </w:rPr>
+        <w:t>парсинг</w:t>
+      </w:r>
+      <w:proofErr w:type="spellEnd"/>
+      <w:r>
+        <w:rPr>
+          <w:rFonts w:ascii="Times New Roman" w:hAnsi="Times New Roman" w:cs="Times New Roman"/>
+          <w:color w:val="4472C4" w:themeColor="accent1"/>
+          <w:sz w:val="28"/>
+          <w:szCs w:val="28"/>
+        </w:rPr>
+        <w:t xml:space="preserve"> и кэширование содержимого файлов</w:t>
+      </w:r>
+    </w:p>
+    <w:p>
+      <w:pPr>
+        <w:spacing w:after="0" w:line="360" w:lineRule="auto"/>
+        <w:ind w:firstLine="709"/>
+        <w:jc w:val="both"/>
+        <w:rPr>
+          <w:rFonts w:ascii="Times New Roman" w:hAnsi="Times New Roman" w:cs="Times New Roman"/>
+          <w:color w:val="4472C4" w:themeColor="accent1"/>
+          <w:sz w:val="28"/>
+          <w:szCs w:val="28"/>
+        </w:rPr>
+      </w:pPr>
+      <w:r>
+        <w:rPr>
+          <w:rFonts w:ascii="Times New Roman" w:hAnsi="Times New Roman" w:cs="Times New Roman"/>
+          <w:color w:val="4472C4" w:themeColor="accent1"/>
+          <w:sz w:val="28"/>
+          <w:szCs w:val="28"/>
+        </w:rPr>
+        <w:t xml:space="preserve">   - Система наблюдателей (</w:t>
+      </w:r>
+      <w:proofErr w:type="spellStart"/>
+      <w:r>
+        <w:rPr>
+          <w:rFonts w:ascii="Times New Roman" w:hAnsi="Times New Roman" w:cs="Times New Roman"/>
+          <w:color w:val="4472C4" w:themeColor="accent1"/>
+          <w:sz w:val="28"/>
+          <w:szCs w:val="28"/>
+        </w:rPr>
+        <w:t>Observers</w:t>
+      </w:r>
+      <w:proofErr w:type="spellEnd"/>
+      <w:r>
+        <w:rPr>
+          <w:rFonts w:ascii="Times New Roman" w:hAnsi="Times New Roman" w:cs="Times New Roman"/>
+          <w:color w:val="4472C4" w:themeColor="accent1"/>
+          <w:sz w:val="28"/>
+          <w:szCs w:val="28"/>
+        </w:rPr>
+        <w:t>) за файловой структурой</w:t>
+      </w:r>
+    </w:p>
+    <w:p>
+      <w:pPr>
+        <w:spacing w:after="0" w:line="360" w:lineRule="auto"/>
+        <w:ind w:firstLine="709"/>
+        <w:jc w:val="both"/>
+        <w:rPr>
+          <w:rFonts w:ascii="Times New Roman" w:hAnsi="Times New Roman" w:cs="Times New Roman"/>
+          <w:color w:val="4472C4" w:themeColor="accent1"/>
+          <w:sz w:val="28"/>
+          <w:szCs w:val="28"/>
+        </w:rPr>
+      </w:pPr>
+      <w:r>
+        <w:rPr>
+          <w:rFonts w:ascii="Times New Roman" w:hAnsi="Times New Roman" w:cs="Times New Roman"/>
+          <w:color w:val="4472C4" w:themeColor="accent1"/>
+          <w:sz w:val="28"/>
+          <w:szCs w:val="28"/>
+        </w:rPr>
+        <w:t xml:space="preserve">   - Обеспечение кроссплатформенности (Windows, Linux, </w:t>
+      </w:r>
+      <w:proofErr w:type="spellStart"/>
+      <w:r>
+        <w:rPr>
+          <w:rFonts w:ascii="Times New Roman" w:hAnsi="Times New Roman" w:cs="Times New Roman"/>
+          <w:color w:val="4472C4" w:themeColor="accent1"/>
+          <w:sz w:val="28"/>
+          <w:szCs w:val="28"/>
+        </w:rPr>
+        <w:t>macOS</w:t>
+      </w:r>
+      <w:proofErr w:type="spellEnd"/>
+      <w:r>
+        <w:rPr>
+          <w:rFonts w:ascii="Times New Roman" w:hAnsi="Times New Roman" w:cs="Times New Roman"/>
+          <w:color w:val="4472C4" w:themeColor="accent1"/>
+          <w:sz w:val="28"/>
+          <w:szCs w:val="28"/>
+        </w:rPr>
+        <w:t>)</w:t>
+      </w:r>
+    </w:p>
+    <w:p>
+      <w:pPr>
+        <w:spacing w:after="0" w:line="360" w:lineRule="auto"/>
+        <w:ind w:firstLine="709"/>
+        <w:jc w:val="both"/>
+        <w:rPr>
+          <w:rFonts w:ascii="Times New Roman" w:hAnsi="Times New Roman" w:cs="Times New Roman"/>
+          <w:color w:val="4472C4" w:themeColor="accent1"/>
+          <w:sz w:val="28"/>
+          <w:szCs w:val="28"/>
+        </w:rPr>
+      </w:pPr>
+      <w:r>
+        <w:rPr>
+          <w:rFonts w:ascii="Times New Roman" w:hAnsi="Times New Roman" w:cs="Times New Roman"/>
+          <w:color w:val="4472C4" w:themeColor="accent1"/>
+          <w:sz w:val="28"/>
+          <w:szCs w:val="28"/>
+        </w:rPr>
+        <w:t xml:space="preserve">   - Модульная архитектура приложения</w:t>
+      </w:r>
+    </w:p>
+    <w:p>
+      <w:pPr>
+        <w:spacing w:after="0" w:line="360" w:lineRule="auto"/>
+        <w:ind w:firstLine="709"/>
+        <w:jc w:val="both"/>
+        <w:rPr>
+          <w:rFonts w:ascii="Times New Roman" w:hAnsi="Times New Roman" w:cs="Times New Roman"/>
+          <w:color w:val="4472C4" w:themeColor="accent1"/>
+          <w:sz w:val="28"/>
+          <w:szCs w:val="28"/>
+        </w:rPr>
+      </w:pPr>
+      <w:r>
+        <w:rPr>
+          <w:rFonts w:ascii="Times New Roman" w:hAnsi="Times New Roman" w:cs="Times New Roman"/>
+          <w:color w:val="4472C4" w:themeColor="accent1"/>
+          <w:sz w:val="28"/>
+          <w:szCs w:val="28"/>
+        </w:rPr>
+        <w:t xml:space="preserve">   - Требования к интерфейсу:</w:t>
+      </w:r>
+    </w:p>
+    <w:p>
+      <w:pPr>
+        <w:spacing w:after="0" w:line="360" w:lineRule="auto"/>
+        <w:ind w:firstLine="709"/>
+        <w:jc w:val="both"/>
+        <w:rPr>
+          <w:rFonts w:ascii="Times New Roman" w:hAnsi="Times New Roman" w:cs="Times New Roman"/>
+          <w:color w:val="4472C4" w:themeColor="accent1"/>
+          <w:sz w:val="28"/>
+          <w:szCs w:val="28"/>
+        </w:rPr>
+      </w:pPr>
+      <w:r>
+        <w:rPr>
+          <w:rFonts w:ascii="Times New Roman" w:hAnsi="Times New Roman" w:cs="Times New Roman"/>
+          <w:color w:val="4472C4" w:themeColor="accent1"/>
+          <w:sz w:val="28"/>
+          <w:szCs w:val="28"/>
+        </w:rPr>
+        <w:t xml:space="preserve">     - Интуитивно понятный GUI</w:t>
+      </w:r>
+    </w:p>
+    <w:p>
+      <w:pPr>
+        <w:spacing w:after="0" w:line="360" w:lineRule="auto"/>
+        <w:ind w:firstLine="709"/>
+        <w:jc w:val="both"/>
+        <w:rPr>
+          <w:rFonts w:ascii="Times New Roman" w:hAnsi="Times New Roman" w:cs="Times New Roman"/>
+          <w:color w:val="4472C4" w:themeColor="accent1"/>
+          <w:sz w:val="28"/>
+          <w:szCs w:val="28"/>
+        </w:rPr>
+      </w:pPr>
+      <w:r>
+        <w:rPr>
+          <w:rFonts w:ascii="Times New Roman" w:hAnsi="Times New Roman" w:cs="Times New Roman"/>
+          <w:color w:val="4472C4" w:themeColor="accent1"/>
+          <w:sz w:val="28"/>
+          <w:szCs w:val="28"/>
+        </w:rPr>
+        <w:t xml:space="preserve">     - Адаптивность</w:t>
+      </w:r>
+    </w:p>
+    <w:p>
+      <w:pPr>
+        <w:spacing w:after="0" w:line="360" w:lineRule="auto"/>
+        <w:ind w:firstLine="709"/>
+        <w:jc w:val="both"/>
+        <w:rPr>
+          <w:rFonts w:ascii="Times New Roman" w:hAnsi="Times New Roman" w:cs="Times New Roman"/>
+          <w:color w:val="4472C4" w:themeColor="accent1"/>
+          <w:sz w:val="28"/>
+          <w:szCs w:val="28"/>
+        </w:rPr>
+      </w:pPr>
+      <w:r>
+        <w:rPr>
+          <w:rFonts w:ascii="Times New Roman" w:hAnsi="Times New Roman" w:cs="Times New Roman"/>
+          <w:color w:val="4472C4" w:themeColor="accent1"/>
+          <w:sz w:val="28"/>
+          <w:szCs w:val="28"/>
+        </w:rPr>
+        <w:t xml:space="preserve">     - Эргономичность</w:t>
+      </w:r>
+    </w:p>
+    <w:p>
+      <w:pPr>
+        <w:spacing w:after="0" w:line="360" w:lineRule="auto"/>
+        <w:jc w:val="both"/>
+        <w:rPr>
+          <w:rFonts w:ascii="Times New Roman" w:hAnsi="Times New Roman" w:cs="Times New Roman"/>
+          <w:sz w:val="28"/>
+          <w:szCs w:val="28"/>
+        </w:rPr>
+      </w:pPr>
+    </w:p>
+    <w:p>
+      <w:pPr>
+        <w:spacing w:after="0" w:line="360" w:lineRule="auto"/>
+        <w:ind w:firstLine="709"/>
+        <w:jc w:val="both"/>
+        <w:rPr>
+          <w:rFonts w:ascii="Times New Roman" w:hAnsi="Times New Roman" w:cs="Times New Roman"/>
+          <w:sz w:val="28"/>
+          <w:szCs w:val="28"/>
+        </w:rPr>
+      </w:pPr>
+    </w:p>
+    <w:p>
+      <w:pPr>
+        <w:spacing w:after="0" w:line="360" w:lineRule="auto"/>
+        <w:ind w:firstLine="709"/>
+        <w:jc w:val="both"/>
+        <w:rPr>
+          <w:rFonts w:ascii="Times New Roman" w:hAnsi="Times New Roman" w:cs="Times New Roman"/>
           <w:sz w:val="28"/>
           <w:szCs w:val="28"/>
         </w:rPr>
@@ -131,6 +1920,7 @@
           <w:sz w:val="28"/>
           <w:szCs w:val="28"/>
         </w:rPr>
+        <w:lastRenderedPageBreak/>
         <w:t>- Контроля качества - проверки соответствия реализованного функционала установленным требованиям</w:t>
       </w:r>
     </w:p>
@@ -191,187 +1981,187 @@
           <w:sz w:val="28"/>
           <w:szCs w:val="28"/>
         </w:rPr>
+        <w:t>В контексте дипломного проекта техническое задание также служит основой для:</w:t>
+      </w:r>
+    </w:p>
+    <w:p>
+      <w:pPr>
+        <w:spacing w:after="0" w:line="360" w:lineRule="auto"/>
+        <w:ind w:firstLine="709"/>
+        <w:jc w:val="both"/>
+        <w:rPr>
+          <w:rFonts w:ascii="Times New Roman" w:hAnsi="Times New Roman" w:cs="Times New Roman"/>
+          <w:sz w:val="28"/>
+          <w:szCs w:val="28"/>
+        </w:rPr>
+      </w:pPr>
+      <w:r>
+        <w:rPr>
+          <w:rFonts w:ascii="Times New Roman" w:hAnsi="Times New Roman" w:cs="Times New Roman"/>
+          <w:sz w:val="28"/>
+          <w:szCs w:val="28"/>
+        </w:rPr>
+        <w:t>- Обоснования выбранных технических решений</w:t>
+      </w:r>
+    </w:p>
+    <w:p>
+      <w:pPr>
+        <w:spacing w:after="0" w:line="360" w:lineRule="auto"/>
+        <w:ind w:firstLine="709"/>
+        <w:jc w:val="both"/>
+        <w:rPr>
+          <w:rFonts w:ascii="Times New Roman" w:hAnsi="Times New Roman" w:cs="Times New Roman"/>
+          <w:sz w:val="28"/>
+          <w:szCs w:val="28"/>
+        </w:rPr>
+      </w:pPr>
+      <w:r>
+        <w:rPr>
+          <w:rFonts w:ascii="Times New Roman" w:hAnsi="Times New Roman" w:cs="Times New Roman"/>
+          <w:sz w:val="28"/>
+          <w:szCs w:val="28"/>
+        </w:rPr>
+        <w:t>- Демонстрации полноты проработки проекта</w:t>
+      </w:r>
+    </w:p>
+    <w:p>
+      <w:pPr>
+        <w:spacing w:after="0" w:line="360" w:lineRule="auto"/>
+        <w:ind w:firstLine="709"/>
+        <w:jc w:val="both"/>
+        <w:rPr>
+          <w:rFonts w:ascii="Times New Roman" w:hAnsi="Times New Roman" w:cs="Times New Roman"/>
+          <w:sz w:val="28"/>
+          <w:szCs w:val="28"/>
+        </w:rPr>
+      </w:pPr>
+      <w:r>
+        <w:rPr>
+          <w:rFonts w:ascii="Times New Roman" w:hAnsi="Times New Roman" w:cs="Times New Roman"/>
+          <w:sz w:val="28"/>
+          <w:szCs w:val="28"/>
+        </w:rPr>
+        <w:t>- Формирования четких критериев оценки выполненной работы</w:t>
+      </w:r>
+    </w:p>
+    <w:p>
+      <w:pPr>
+        <w:spacing w:after="0" w:line="360" w:lineRule="auto"/>
+        <w:ind w:firstLine="709"/>
+        <w:jc w:val="both"/>
+        <w:rPr>
+          <w:rFonts w:ascii="Times New Roman" w:hAnsi="Times New Roman" w:cs="Times New Roman"/>
+          <w:sz w:val="28"/>
+          <w:szCs w:val="28"/>
+        </w:rPr>
+      </w:pPr>
+      <w:r>
+        <w:rPr>
+          <w:rFonts w:ascii="Times New Roman" w:hAnsi="Times New Roman" w:cs="Times New Roman"/>
+          <w:sz w:val="28"/>
+          <w:szCs w:val="28"/>
+        </w:rPr>
+        <w:t xml:space="preserve">Настоящий раздел устанавливает </w:t>
+      </w:r>
+      <w:r>
+        <w:rPr>
+          <w:rFonts w:ascii="Times New Roman" w:hAnsi="Times New Roman" w:cs="Times New Roman"/>
+          <w:sz w:val="28"/>
+          <w:szCs w:val="28"/>
+        </w:rPr>
+        <w:t>формальные</w:t>
+      </w:r>
+      <w:r>
+        <w:rPr>
+          <w:rFonts w:ascii="Times New Roman" w:hAnsi="Times New Roman" w:cs="Times New Roman"/>
+          <w:sz w:val="28"/>
+          <w:szCs w:val="28"/>
+        </w:rPr>
+        <w:t xml:space="preserve"> требования к разрабатываемому кроссплатформенному средству оптимизации ключевой учебной информации для подготовки IT-специалистов, определяя его функциональные возможности, архитектурные особенности и критерии успешной реализации.</w:t>
+      </w:r>
+    </w:p>
+    <w:p>
+      <w:pPr>
+        <w:spacing w:after="0" w:line="360" w:lineRule="auto"/>
+        <w:ind w:firstLine="709"/>
+        <w:jc w:val="both"/>
+        <w:rPr>
+          <w:rFonts w:ascii="Times New Roman" w:hAnsi="Times New Roman" w:cs="Times New Roman"/>
+          <w:sz w:val="28"/>
+          <w:szCs w:val="28"/>
+        </w:rPr>
+      </w:pPr>
+    </w:p>
+    <w:p>
+      <w:pPr>
+        <w:spacing w:after="0" w:line="360" w:lineRule="auto"/>
+        <w:ind w:firstLine="709"/>
+        <w:jc w:val="both"/>
+        <w:rPr>
+          <w:rFonts w:ascii="Times New Roman" w:hAnsi="Times New Roman" w:cs="Times New Roman"/>
+          <w:sz w:val="28"/>
+          <w:szCs w:val="28"/>
+        </w:rPr>
+      </w:pPr>
+      <w:r>
+        <w:rPr>
+          <w:rFonts w:ascii="Times New Roman" w:hAnsi="Times New Roman" w:cs="Times New Roman"/>
+          <w:sz w:val="28"/>
+          <w:szCs w:val="28"/>
+        </w:rPr>
+        <w:t>2.1.1. Постановка задачи</w:t>
+      </w:r>
+    </w:p>
+    <w:p>
+      <w:pPr>
+        <w:spacing w:after="0" w:line="360" w:lineRule="auto"/>
+        <w:ind w:firstLine="709"/>
+        <w:jc w:val="both"/>
+        <w:rPr>
+          <w:rFonts w:ascii="Times New Roman" w:hAnsi="Times New Roman" w:cs="Times New Roman"/>
+          <w:sz w:val="28"/>
+          <w:szCs w:val="28"/>
+        </w:rPr>
+      </w:pPr>
+    </w:p>
+    <w:p>
+      <w:pPr>
+        <w:spacing w:after="0" w:line="360" w:lineRule="auto"/>
+        <w:ind w:firstLine="709"/>
+        <w:jc w:val="both"/>
+        <w:rPr>
+          <w:rFonts w:ascii="Times New Roman" w:hAnsi="Times New Roman" w:cs="Times New Roman"/>
+          <w:sz w:val="28"/>
+          <w:szCs w:val="28"/>
+        </w:rPr>
+      </w:pPr>
+      <w:r>
+        <w:rPr>
+          <w:rFonts w:ascii="Times New Roman" w:hAnsi="Times New Roman" w:cs="Times New Roman"/>
+          <w:sz w:val="28"/>
+          <w:szCs w:val="28"/>
+        </w:rPr>
+        <w:t>В процессе обучения и профессиональной деятельности IT-специалисты сталкиваются с необходимостью работы с большим объёмом учебной информации, фрагментов кода, шаблонов и документации. Существующие инструменты (такие как файловые менеджеры, стандартные текстовые редакторы и IDE) не предоставляют специализированных средств для эффективной организации, структурирования и быстрого доступа к таким данным. Это приводит к ряду проблем:</w:t>
+      </w:r>
+    </w:p>
+    <w:p>
+      <w:pPr>
+        <w:spacing w:after="0" w:line="360" w:lineRule="auto"/>
+        <w:ind w:firstLine="709"/>
+        <w:jc w:val="both"/>
+        <w:rPr>
+          <w:rFonts w:ascii="Times New Roman" w:hAnsi="Times New Roman" w:cs="Times New Roman"/>
+          <w:sz w:val="28"/>
+          <w:szCs w:val="28"/>
+        </w:rPr>
+      </w:pPr>
+      <w:r>
+        <w:rPr>
+          <w:rFonts w:ascii="Times New Roman" w:hAnsi="Times New Roman" w:cs="Times New Roman"/>
+          <w:sz w:val="28"/>
+          <w:szCs w:val="28"/>
+        </w:rPr>
         <w:lastRenderedPageBreak/>
-        <w:t>В контексте дипломного проекта техническое задание также служит основой для:</w:t>
-      </w:r>
-    </w:p>
-    <w:p>
-      <w:pPr>
-        <w:spacing w:after="0" w:line="360" w:lineRule="auto"/>
-        <w:ind w:firstLine="709"/>
-        <w:jc w:val="both"/>
-        <w:rPr>
-          <w:rFonts w:ascii="Times New Roman" w:hAnsi="Times New Roman" w:cs="Times New Roman"/>
-          <w:sz w:val="28"/>
-          <w:szCs w:val="28"/>
-        </w:rPr>
-      </w:pPr>
-      <w:r>
-        <w:rPr>
-          <w:rFonts w:ascii="Times New Roman" w:hAnsi="Times New Roman" w:cs="Times New Roman"/>
-          <w:sz w:val="28"/>
-          <w:szCs w:val="28"/>
-        </w:rPr>
-        <w:t>- Обоснования выбранных технических решений</w:t>
-      </w:r>
-    </w:p>
-    <w:p>
-      <w:pPr>
-        <w:spacing w:after="0" w:line="360" w:lineRule="auto"/>
-        <w:ind w:firstLine="709"/>
-        <w:jc w:val="both"/>
-        <w:rPr>
-          <w:rFonts w:ascii="Times New Roman" w:hAnsi="Times New Roman" w:cs="Times New Roman"/>
-          <w:sz w:val="28"/>
-          <w:szCs w:val="28"/>
-        </w:rPr>
-      </w:pPr>
-      <w:r>
-        <w:rPr>
-          <w:rFonts w:ascii="Times New Roman" w:hAnsi="Times New Roman" w:cs="Times New Roman"/>
-          <w:sz w:val="28"/>
-          <w:szCs w:val="28"/>
-        </w:rPr>
-        <w:t>- Демонстрации полноты проработки проекта</w:t>
-      </w:r>
-    </w:p>
-    <w:p>
-      <w:pPr>
-        <w:spacing w:after="0" w:line="360" w:lineRule="auto"/>
-        <w:ind w:firstLine="709"/>
-        <w:jc w:val="both"/>
-        <w:rPr>
-          <w:rFonts w:ascii="Times New Roman" w:hAnsi="Times New Roman" w:cs="Times New Roman"/>
-          <w:sz w:val="28"/>
-          <w:szCs w:val="28"/>
-        </w:rPr>
-      </w:pPr>
-      <w:r>
-        <w:rPr>
-          <w:rFonts w:ascii="Times New Roman" w:hAnsi="Times New Roman" w:cs="Times New Roman"/>
-          <w:sz w:val="28"/>
-          <w:szCs w:val="28"/>
-        </w:rPr>
-        <w:t>- Формирования четких критериев оценки выполненной работы</w:t>
-      </w:r>
-    </w:p>
-    <w:p>
-      <w:pPr>
-        <w:spacing w:after="0" w:line="360" w:lineRule="auto"/>
-        <w:ind w:firstLine="709"/>
-        <w:jc w:val="both"/>
-        <w:rPr>
-          <w:rFonts w:ascii="Times New Roman" w:hAnsi="Times New Roman" w:cs="Times New Roman"/>
-          <w:sz w:val="28"/>
-          <w:szCs w:val="28"/>
-        </w:rPr>
-      </w:pPr>
-      <w:r>
-        <w:rPr>
-          <w:rFonts w:ascii="Times New Roman" w:hAnsi="Times New Roman" w:cs="Times New Roman"/>
-          <w:sz w:val="28"/>
-          <w:szCs w:val="28"/>
-        </w:rPr>
-        <w:t xml:space="preserve">Настоящий раздел устанавливает </w:t>
-      </w:r>
-      <w:r>
-        <w:rPr>
-          <w:rFonts w:ascii="Times New Roman" w:hAnsi="Times New Roman" w:cs="Times New Roman"/>
-          <w:sz w:val="28"/>
-          <w:szCs w:val="28"/>
-        </w:rPr>
-        <w:t>формальные</w:t>
-      </w:r>
-      <w:r>
-        <w:rPr>
-          <w:rFonts w:ascii="Times New Roman" w:hAnsi="Times New Roman" w:cs="Times New Roman"/>
-          <w:sz w:val="28"/>
-          <w:szCs w:val="28"/>
-        </w:rPr>
-        <w:t xml:space="preserve"> требования к разрабатываемому кроссплатформенному средству оптимизации ключевой учебной информации для подготовки IT-специалистов, определяя его функциональные возможности, архитектурные особенности и критерии успешной реализации.</w:t>
-      </w:r>
-    </w:p>
-    <w:p>
-      <w:pPr>
-        <w:spacing w:after="0" w:line="360" w:lineRule="auto"/>
-        <w:ind w:firstLine="709"/>
-        <w:jc w:val="both"/>
-        <w:rPr>
-          <w:rFonts w:ascii="Times New Roman" w:hAnsi="Times New Roman" w:cs="Times New Roman"/>
-          <w:sz w:val="28"/>
-          <w:szCs w:val="28"/>
-        </w:rPr>
-      </w:pPr>
-    </w:p>
-    <w:p>
-      <w:pPr>
-        <w:spacing w:after="0" w:line="360" w:lineRule="auto"/>
-        <w:ind w:firstLine="709"/>
-        <w:jc w:val="both"/>
-        <w:rPr>
-          <w:rFonts w:ascii="Times New Roman" w:hAnsi="Times New Roman" w:cs="Times New Roman"/>
-          <w:sz w:val="28"/>
-          <w:szCs w:val="28"/>
-        </w:rPr>
-      </w:pPr>
-      <w:r>
-        <w:rPr>
-          <w:rFonts w:ascii="Times New Roman" w:hAnsi="Times New Roman" w:cs="Times New Roman"/>
-          <w:sz w:val="28"/>
-          <w:szCs w:val="28"/>
-        </w:rPr>
-        <w:t>2.1.1. Постановка задачи</w:t>
-      </w:r>
-    </w:p>
-    <w:p>
-      <w:pPr>
-        <w:spacing w:after="0" w:line="360" w:lineRule="auto"/>
-        <w:ind w:firstLine="709"/>
-        <w:jc w:val="both"/>
-        <w:rPr>
-          <w:rFonts w:ascii="Times New Roman" w:hAnsi="Times New Roman" w:cs="Times New Roman"/>
-          <w:sz w:val="28"/>
-          <w:szCs w:val="28"/>
-        </w:rPr>
-      </w:pPr>
-    </w:p>
-    <w:p>
-      <w:pPr>
-        <w:spacing w:after="0" w:line="360" w:lineRule="auto"/>
-        <w:ind w:firstLine="709"/>
-        <w:jc w:val="both"/>
-        <w:rPr>
-          <w:rFonts w:ascii="Times New Roman" w:hAnsi="Times New Roman" w:cs="Times New Roman"/>
-          <w:sz w:val="28"/>
-          <w:szCs w:val="28"/>
-        </w:rPr>
-      </w:pPr>
-      <w:r>
-        <w:rPr>
-          <w:rFonts w:ascii="Times New Roman" w:hAnsi="Times New Roman" w:cs="Times New Roman"/>
-          <w:sz w:val="28"/>
-          <w:szCs w:val="28"/>
-        </w:rPr>
-        <w:t>В процессе обучения и профессиональной деятельности IT-специалисты сталкиваются с необходимостью работы с большим объёмом учебной информации, фрагментов кода, шаблонов и документации. Существующие инструменты (такие как файловые менеджеры, стандартные текстовые редакторы и IDE) не предоставляют специализированных средств для эффективной организации, структурирования и быстрого доступа к таким данным. Это приводит к ряду проблем:</w:t>
-      </w:r>
-    </w:p>
-    <w:p>
-      <w:pPr>
-        <w:spacing w:after="0" w:line="360" w:lineRule="auto"/>
-        <w:ind w:firstLine="709"/>
-        <w:jc w:val="both"/>
-        <w:rPr>
-          <w:rFonts w:ascii="Times New Roman" w:hAnsi="Times New Roman" w:cs="Times New Roman"/>
-          <w:sz w:val="28"/>
-          <w:szCs w:val="28"/>
-        </w:rPr>
-      </w:pPr>
-      <w:r>
-        <w:rPr>
-          <w:rFonts w:ascii="Times New Roman" w:hAnsi="Times New Roman" w:cs="Times New Roman"/>
-          <w:sz w:val="28"/>
-          <w:szCs w:val="28"/>
-        </w:rPr>
         <w:t>1.  Фрагментация знаний: Учебные материалы и примеры кода распределены по различным файлам, папкам и приложениям, что затрудняет их поиск и использование.</w:t>
       </w:r>
     </w:p>
@@ -432,140 +2222,148 @@
           <w:sz w:val="28"/>
           <w:szCs w:val="28"/>
         </w:rPr>
+        <w:t>4.  Неэффективный инструментарий: Необходимость одновременного использования нескольких программ для управления кодом, документацией и приложениями снижает продуктивность.</w:t>
+      </w:r>
+    </w:p>
+    <w:p>
+      <w:pPr>
+        <w:spacing w:after="0" w:line="360" w:lineRule="auto"/>
+        <w:ind w:firstLine="709"/>
+        <w:jc w:val="both"/>
+        <w:rPr>
+          <w:rFonts w:ascii="Times New Roman" w:hAnsi="Times New Roman" w:cs="Times New Roman"/>
+          <w:sz w:val="28"/>
+          <w:szCs w:val="28"/>
+        </w:rPr>
+      </w:pPr>
+      <w:r>
+        <w:rPr>
+          <w:rFonts w:ascii="Times New Roman" w:hAnsi="Times New Roman" w:cs="Times New Roman"/>
+          <w:sz w:val="28"/>
+          <w:szCs w:val="28"/>
+        </w:rPr>
+        <w:t>Для решения указанных проблем необходимо разработать специализированное кроссплатформенное программное средство, предназначенное для консолидации, структурирования и оптимизации доступа к ключевой учебной информации и шаблонам кода.</w:t>
+      </w:r>
+    </w:p>
+    <w:p>
+      <w:pPr>
+        <w:spacing w:after="0" w:line="360" w:lineRule="auto"/>
+        <w:ind w:firstLine="709"/>
+        <w:jc w:val="both"/>
+        <w:rPr>
+          <w:rFonts w:ascii="Times New Roman" w:hAnsi="Times New Roman" w:cs="Times New Roman"/>
+          <w:sz w:val="28"/>
+          <w:szCs w:val="28"/>
+        </w:rPr>
+      </w:pPr>
+      <w:r>
+        <w:rPr>
+          <w:rFonts w:ascii="Times New Roman" w:hAnsi="Times New Roman" w:cs="Times New Roman"/>
+          <w:sz w:val="28"/>
+          <w:szCs w:val="28"/>
+        </w:rPr>
+        <w:t>Цель проекта – повышение эффективности работы IT-специалистов за счёт создания централизованной, структурированной и легко доступной базы знаний с интегрированными инструментами для быстрого запуска сопутствующих приложений и файлов.</w:t>
+      </w:r>
+    </w:p>
+    <w:p>
+      <w:pPr>
+        <w:spacing w:after="0" w:line="360" w:lineRule="auto"/>
+        <w:ind w:firstLine="709"/>
+        <w:jc w:val="both"/>
+        <w:rPr>
+          <w:rFonts w:ascii="Times New Roman" w:hAnsi="Times New Roman" w:cs="Times New Roman"/>
+          <w:sz w:val="28"/>
+          <w:szCs w:val="28"/>
+        </w:rPr>
+      </w:pPr>
+    </w:p>
+    <w:p>
+      <w:pPr>
+        <w:spacing w:after="0" w:line="360" w:lineRule="auto"/>
+        <w:ind w:firstLine="709"/>
+        <w:jc w:val="both"/>
+        <w:rPr>
+          <w:rFonts w:ascii="Times New Roman" w:hAnsi="Times New Roman" w:cs="Times New Roman"/>
+          <w:sz w:val="28"/>
+          <w:szCs w:val="28"/>
+        </w:rPr>
+      </w:pPr>
+      <w:r>
+        <w:rPr>
+          <w:rFonts w:ascii="Times New Roman" w:hAnsi="Times New Roman" w:cs="Times New Roman"/>
+          <w:sz w:val="28"/>
+          <w:szCs w:val="28"/>
+        </w:rPr>
+        <w:t>2.1.2. Функциональные требования</w:t>
+      </w:r>
+    </w:p>
+    <w:p>
+      <w:pPr>
+        <w:spacing w:after="0" w:line="360" w:lineRule="auto"/>
+        <w:ind w:firstLine="709"/>
+        <w:jc w:val="both"/>
+        <w:rPr>
+          <w:rFonts w:ascii="Times New Roman" w:hAnsi="Times New Roman" w:cs="Times New Roman"/>
+          <w:sz w:val="28"/>
+          <w:szCs w:val="28"/>
+        </w:rPr>
+      </w:pPr>
+      <w:r>
+        <w:rPr>
+          <w:rFonts w:ascii="Times New Roman" w:hAnsi="Times New Roman" w:cs="Times New Roman"/>
+          <w:sz w:val="28"/>
+          <w:szCs w:val="28"/>
+        </w:rPr>
+        <w:t>Программное средство должно обеспечивать выполнение следующих функций:</w:t>
+      </w:r>
+    </w:p>
+    <w:p>
+      <w:pPr>
+        <w:spacing w:after="0" w:line="360" w:lineRule="auto"/>
+        <w:ind w:firstLine="709"/>
+        <w:jc w:val="both"/>
+        <w:rPr>
+          <w:rFonts w:ascii="Times New Roman" w:hAnsi="Times New Roman" w:cs="Times New Roman"/>
+          <w:sz w:val="28"/>
+          <w:szCs w:val="28"/>
+        </w:rPr>
+      </w:pPr>
+      <w:r>
+        <w:rPr>
+          <w:rFonts w:ascii="Times New Roman" w:hAnsi="Times New Roman" w:cs="Times New Roman"/>
+          <w:sz w:val="28"/>
+          <w:szCs w:val="28"/>
+        </w:rPr>
+        <w:t>1. Функции стартовой панели:</w:t>
+      </w:r>
+    </w:p>
+    <w:p>
+      <w:pPr>
+        <w:spacing w:after="0" w:line="360" w:lineRule="auto"/>
+        <w:ind w:firstLine="709"/>
+        <w:jc w:val="both"/>
+        <w:rPr>
+          <w:rFonts w:ascii="Times New Roman" w:hAnsi="Times New Roman" w:cs="Times New Roman"/>
+          <w:sz w:val="28"/>
+          <w:szCs w:val="28"/>
+        </w:rPr>
+      </w:pPr>
+      <w:r>
+        <w:rPr>
+          <w:rFonts w:ascii="Times New Roman" w:hAnsi="Times New Roman" w:cs="Times New Roman"/>
+          <w:sz w:val="28"/>
+          <w:szCs w:val="28"/>
+        </w:rPr>
+        <w:t xml:space="preserve">Работа приложения должна начинаться с запуска стартовой панели. Стартовая панель является центральным элементом управления приложением, предоставляющим быстрый доступ к часто используемым файлам и приложениям. Ее функциональное назначение заключается в консолидации </w:t>
+      </w:r>
+      <w:r>
+        <w:rPr>
+          <w:rFonts w:ascii="Times New Roman" w:hAnsi="Times New Roman" w:cs="Times New Roman"/>
+          <w:sz w:val="28"/>
+          <w:szCs w:val="28"/>
+        </w:rPr>
         <w:lastRenderedPageBreak/>
-        <w:t>4.  Неэффективный инструментарий: Необходимость одновременного использования нескольких программ для управления кодом, документацией и приложениями снижает продуктивность.</w:t>
-      </w:r>
-    </w:p>
-    <w:p>
-      <w:pPr>
-        <w:spacing w:after="0" w:line="360" w:lineRule="auto"/>
-        <w:ind w:firstLine="709"/>
-        <w:jc w:val="both"/>
-        <w:rPr>
-          <w:rFonts w:ascii="Times New Roman" w:hAnsi="Times New Roman" w:cs="Times New Roman"/>
-          <w:sz w:val="28"/>
-          <w:szCs w:val="28"/>
-        </w:rPr>
-      </w:pPr>
-      <w:r>
-        <w:rPr>
-          <w:rFonts w:ascii="Times New Roman" w:hAnsi="Times New Roman" w:cs="Times New Roman"/>
-          <w:sz w:val="28"/>
-          <w:szCs w:val="28"/>
-        </w:rPr>
-        <w:t>Для решения указанных проблем необходимо разработать специализированное кроссплатформенное программное средство, предназначенное для консолидации, структурирования и оптимизации доступа к ключевой учебной информации и шаблонам кода.</w:t>
-      </w:r>
-    </w:p>
-    <w:p>
-      <w:pPr>
-        <w:spacing w:after="0" w:line="360" w:lineRule="auto"/>
-        <w:ind w:firstLine="709"/>
-        <w:jc w:val="both"/>
-        <w:rPr>
-          <w:rFonts w:ascii="Times New Roman" w:hAnsi="Times New Roman" w:cs="Times New Roman"/>
-          <w:sz w:val="28"/>
-          <w:szCs w:val="28"/>
-        </w:rPr>
-      </w:pPr>
-      <w:r>
-        <w:rPr>
-          <w:rFonts w:ascii="Times New Roman" w:hAnsi="Times New Roman" w:cs="Times New Roman"/>
-          <w:sz w:val="28"/>
-          <w:szCs w:val="28"/>
-        </w:rPr>
-        <w:t>Цель проекта – повышение эффективности работы IT-специалистов за счёт создания централизованной, структурированной и легко доступной базы знаний с интегрированными инструментами для быстрого запуска сопутствующих приложений и файлов.</w:t>
-      </w:r>
-    </w:p>
-    <w:p>
-      <w:pPr>
-        <w:spacing w:after="0" w:line="360" w:lineRule="auto"/>
-        <w:ind w:firstLine="709"/>
-        <w:jc w:val="both"/>
-        <w:rPr>
-          <w:rFonts w:ascii="Times New Roman" w:hAnsi="Times New Roman" w:cs="Times New Roman"/>
-          <w:sz w:val="28"/>
-          <w:szCs w:val="28"/>
-        </w:rPr>
-      </w:pPr>
-    </w:p>
-    <w:p>
-      <w:pPr>
-        <w:spacing w:after="0" w:line="360" w:lineRule="auto"/>
-        <w:ind w:firstLine="709"/>
-        <w:jc w:val="both"/>
-        <w:rPr>
-          <w:rFonts w:ascii="Times New Roman" w:hAnsi="Times New Roman" w:cs="Times New Roman"/>
-          <w:sz w:val="28"/>
-          <w:szCs w:val="28"/>
-        </w:rPr>
-      </w:pPr>
-      <w:r>
-        <w:rPr>
-          <w:rFonts w:ascii="Times New Roman" w:hAnsi="Times New Roman" w:cs="Times New Roman"/>
-          <w:sz w:val="28"/>
-          <w:szCs w:val="28"/>
-        </w:rPr>
-        <w:t>2.1.2. Функциональные требования</w:t>
-      </w:r>
-    </w:p>
-    <w:p>
-      <w:pPr>
-        <w:spacing w:after="0" w:line="360" w:lineRule="auto"/>
-        <w:ind w:firstLine="709"/>
-        <w:jc w:val="both"/>
-        <w:rPr>
-          <w:rFonts w:ascii="Times New Roman" w:hAnsi="Times New Roman" w:cs="Times New Roman"/>
-          <w:sz w:val="28"/>
-          <w:szCs w:val="28"/>
-        </w:rPr>
-      </w:pPr>
-      <w:r>
-        <w:rPr>
-          <w:rFonts w:ascii="Times New Roman" w:hAnsi="Times New Roman" w:cs="Times New Roman"/>
-          <w:sz w:val="28"/>
-          <w:szCs w:val="28"/>
-        </w:rPr>
-        <w:t>Программное средство должно обеспечивать выполнение следующих функций:</w:t>
-      </w:r>
-    </w:p>
-    <w:p>
-      <w:pPr>
-        <w:spacing w:after="0" w:line="360" w:lineRule="auto"/>
-        <w:ind w:firstLine="709"/>
-        <w:jc w:val="both"/>
-        <w:rPr>
-          <w:rFonts w:ascii="Times New Roman" w:hAnsi="Times New Roman" w:cs="Times New Roman"/>
-          <w:sz w:val="28"/>
-          <w:szCs w:val="28"/>
-        </w:rPr>
-      </w:pPr>
-      <w:r>
-        <w:rPr>
-          <w:rFonts w:ascii="Times New Roman" w:hAnsi="Times New Roman" w:cs="Times New Roman"/>
-          <w:sz w:val="28"/>
-          <w:szCs w:val="28"/>
-        </w:rPr>
-        <w:t>1. Функции стартовой панели:</w:t>
-      </w:r>
-    </w:p>
-    <w:p>
-      <w:pPr>
-        <w:spacing w:after="0" w:line="360" w:lineRule="auto"/>
-        <w:ind w:firstLine="709"/>
-        <w:jc w:val="both"/>
-        <w:rPr>
-          <w:rFonts w:ascii="Times New Roman" w:hAnsi="Times New Roman" w:cs="Times New Roman"/>
-          <w:sz w:val="28"/>
-          <w:szCs w:val="28"/>
-        </w:rPr>
-      </w:pPr>
-      <w:r>
-        <w:rPr>
-          <w:rFonts w:ascii="Times New Roman" w:hAnsi="Times New Roman" w:cs="Times New Roman"/>
-          <w:sz w:val="28"/>
-          <w:szCs w:val="28"/>
-        </w:rPr>
-        <w:t>Работа приложения должна начинаться с запуска стартовой панели. Стартовая панель является центральным элементом управления приложением, предоставляющим быстрый доступ к часто используемым файлам и приложениям. Ее функциональное назначение заключается в консолидации инструментов и ресурсов для минимизации временных затрат на рутинные операции.</w:t>
+        <w:t>инструментов и ресурсов для минимизации временных затрат на рутинные операции.</w:t>
       </w:r>
     </w:p>
     <w:p>
@@ -629,7 +2427,6 @@
           <w:sz w:val="28"/>
           <w:szCs w:val="28"/>
         </w:rPr>
-        <w:lastRenderedPageBreak/>
         <w:t xml:space="preserve">Панель включает шесть встроенных системных кнопок управления: </w:t>
       </w:r>
     </w:p>
@@ -1109,6 +2906,7 @@
           <w:sz w:val="28"/>
           <w:szCs w:val="28"/>
         </w:rPr>
+        <w:lastRenderedPageBreak/>
         <w:t xml:space="preserve">Панель </w:t>
       </w:r>
       <w:r>
@@ -1368,7 +3166,6 @@
           <w:szCs w:val="28"/>
           <w:lang w:val="en-US"/>
         </w:rPr>
-        <w:lastRenderedPageBreak/>
         <w:t>cheat_sheet</w:t>
       </w:r>
       <w:proofErr w:type="spellEnd"/>
@@ -1534,9 +3331,25 @@
           <w:rFonts w:ascii="Times New Roman" w:hAnsi="Times New Roman" w:cs="Times New Roman"/>
           <w:sz w:val="28"/>
           <w:szCs w:val="28"/>
+        </w:rPr>
+      </w:pPr>
+      <w:r>
+        <w:rPr>
+          <w:rFonts w:ascii="Times New Roman" w:hAnsi="Times New Roman" w:cs="Times New Roman"/>
+          <w:sz w:val="28"/>
+          <w:szCs w:val="28"/>
           <w:lang w:val="en-US"/>
         </w:rPr>
-      </w:pPr>
+        <w:t xml:space="preserve">    </w:t>
+      </w:r>
+      <w:r>
+        <w:rPr>
+          <w:rFonts w:ascii="Times New Roman" w:hAnsi="Times New Roman" w:cs="Times New Roman"/>
+          <w:sz w:val="28"/>
+          <w:szCs w:val="28"/>
+        </w:rPr>
+        <w:t>├── 1</w:t>
+      </w:r>
       <w:r>
         <w:rPr>
           <w:rFonts w:ascii="Times New Roman" w:hAnsi="Times New Roman" w:cs="Times New Roman"/>
@@ -1544,24 +3357,6 @@
           <w:szCs w:val="28"/>
           <w:lang w:val="en-US"/>
         </w:rPr>
-        <w:t xml:space="preserve">    </w:t>
-      </w:r>
-      <w:r>
-        <w:rPr>
-          <w:rFonts w:ascii="Times New Roman" w:hAnsi="Times New Roman" w:cs="Times New Roman"/>
-          <w:sz w:val="28"/>
-          <w:szCs w:val="28"/>
-          <w:lang w:val="en-US"/>
-        </w:rPr>
-        <w:t>├── 1</w:t>
-      </w:r>
-      <w:r>
-        <w:rPr>
-          <w:rFonts w:ascii="Times New Roman" w:hAnsi="Times New Roman" w:cs="Times New Roman"/>
-          <w:sz w:val="28"/>
-          <w:szCs w:val="28"/>
-          <w:lang w:val="en-US"/>
-        </w:rPr>
         <w:t>C</w:t>
       </w:r>
       <w:r>
@@ -1569,7 +3364,6 @@
           <w:rFonts w:ascii="Times New Roman" w:hAnsi="Times New Roman" w:cs="Times New Roman"/>
           <w:sz w:val="28"/>
           <w:szCs w:val="28"/>
-          <w:lang w:val="en-US"/>
         </w:rPr>
         <w:t>/</w:t>
       </w:r>
@@ -1590,7 +3384,6 @@
           <w:rFonts w:ascii="Times New Roman" w:hAnsi="Times New Roman" w:cs="Times New Roman"/>
           <w:sz w:val="28"/>
           <w:szCs w:val="28"/>
-          <w:lang w:val="en-US"/>
         </w:rPr>
         <w:t xml:space="preserve">    </w:t>
       </w:r>
@@ -1942,6 +3735,7 @@
           <w:sz w:val="28"/>
           <w:szCs w:val="28"/>
         </w:rPr>
+        <w:lastRenderedPageBreak/>
         <w:t>[</w:t>
       </w:r>
     </w:p>
@@ -2222,7 +4016,6 @@
           <w:szCs w:val="28"/>
           <w:lang w:val="en-US"/>
         </w:rPr>
-        <w:lastRenderedPageBreak/>
         <w:t xml:space="preserve">        "path": "\"C:\\Program Files\\Android\\Android Studio\\bin\\studio64.exe\""</w:t>
       </w:r>
     </w:p>
@@ -2834,6 +4627,7 @@
           <w:szCs w:val="28"/>
           <w:lang w:val="en-US"/>
         </w:rPr>
+        <w:lastRenderedPageBreak/>
         <w:t xml:space="preserve">    },</w:t>
       </w:r>
     </w:p>
@@ -3014,15 +4808,16 @@
           <w:rFonts w:ascii="Times New Roman" w:hAnsi="Times New Roman" w:cs="Times New Roman"/>
           <w:sz w:val="28"/>
           <w:szCs w:val="28"/>
-        </w:rPr>
-      </w:pPr>
-      <w:r>
-        <w:rPr>
-          <w:rFonts w:ascii="Times New Roman" w:hAnsi="Times New Roman" w:cs="Times New Roman"/>
-          <w:sz w:val="28"/>
-          <w:szCs w:val="28"/>
           <w:lang w:val="en-US"/>
         </w:rPr>
+      </w:pPr>
+      <w:r>
+        <w:rPr>
+          <w:rFonts w:ascii="Times New Roman" w:hAnsi="Times New Roman" w:cs="Times New Roman"/>
+          <w:sz w:val="28"/>
+          <w:szCs w:val="28"/>
+          <w:lang w:val="en-US"/>
+        </w:rPr>
         <w:t xml:space="preserve">    </w:t>
       </w:r>
       <w:r>
@@ -3030,6 +4825,7 @@
           <w:rFonts w:ascii="Times New Roman" w:hAnsi="Times New Roman" w:cs="Times New Roman"/>
           <w:sz w:val="28"/>
           <w:szCs w:val="28"/>
+          <w:lang w:val="en-US"/>
         </w:rPr>
         <w:t>}</w:t>
       </w:r>
@@ -3218,7 +5014,6 @@
           <w:sz w:val="28"/>
           <w:szCs w:val="28"/>
         </w:rPr>
-        <w:lastRenderedPageBreak/>
         <w:t>Поддержка путей с пробелами (двойные кавычки)</w:t>
       </w:r>
     </w:p>
@@ -3407,7 +5202,7 @@
           <w:sz w:val="28"/>
           <w:szCs w:val="28"/>
         </w:rPr>
-        <w:t xml:space="preserve"> 1C/               # ST-файлы для 1C программирования</w:t>
+        <w:t xml:space="preserve"> 1C/                ST-файлы для 1C программирования</w:t>
       </w:r>
     </w:p>
     <w:p>
@@ -3521,7 +5316,7 @@
           <w:sz w:val="28"/>
           <w:szCs w:val="28"/>
         </w:rPr>
-        <w:t>/           # Файлы для C#</w:t>
+        <w:t>/            Файлы для C</w:t>
       </w:r>
     </w:p>
     <w:p>
@@ -3591,7 +5386,7 @@
           <w:sz w:val="28"/>
           <w:szCs w:val="28"/>
         </w:rPr>
-        <w:t xml:space="preserve"> # Файлы для Java  </w:t>
+        <w:t xml:space="preserve">  Файлы для Java  </w:t>
       </w:r>
     </w:p>
     <w:p>
@@ -3645,7 +5440,7 @@
           <w:sz w:val="28"/>
           <w:szCs w:val="28"/>
         </w:rPr>
-        <w:t>/          #</w:t>
+        <w:t xml:space="preserve">/          </w:t>
       </w:r>
       <w:r>
         <w:rPr>
@@ -3729,6 +5524,7 @@
           <w:sz w:val="28"/>
           <w:szCs w:val="28"/>
         </w:rPr>
+        <w:lastRenderedPageBreak/>
         <w:t>Схема 2.</w:t>
       </w:r>
       <w:r>
@@ -4058,7 +5854,6 @@
                 <w:sz w:val="28"/>
                 <w:szCs w:val="28"/>
               </w:rPr>
-              <w:lastRenderedPageBreak/>
               <w:t>Очистить стартовую панель</w:t>
             </w:r>
           </w:p>
@@ -4449,6 +6244,7 @@
           <w:sz w:val="28"/>
           <w:szCs w:val="28"/>
         </w:rPr>
+        <w:lastRenderedPageBreak/>
         <w:t>Организованный доступ к ST/MD файлам через вкладки</w:t>
       </w:r>
     </w:p>
@@ -4667,7 +6463,6 @@
           <w:sz w:val="28"/>
           <w:szCs w:val="28"/>
         </w:rPr>
-        <w:lastRenderedPageBreak/>
         <w:t>В верхн</w:t>
       </w:r>
       <w:r>
@@ -4992,7 +6787,16 @@
           <w:sz w:val="28"/>
           <w:szCs w:val="28"/>
         </w:rPr>
-        <w:t xml:space="preserve"> механизм парсинга (синтаксического анализа), который преобразует содержимое файлов в структурированное дерево элементов интерфейса.</w:t>
+        <w:t xml:space="preserve"> </w:t>
+      </w:r>
+      <w:r>
+        <w:rPr>
+          <w:rFonts w:ascii="Times New Roman" w:hAnsi="Times New Roman" w:cs="Times New Roman"/>
+          <w:sz w:val="28"/>
+          <w:szCs w:val="28"/>
+        </w:rPr>
+        <w:lastRenderedPageBreak/>
+        <w:t>механизм парсинга (синтаксического анализа), который преобразует содержимое файлов в структурированное дерево элементов интерфейса.</w:t>
       </w:r>
     </w:p>
     <w:p>
@@ -5197,7 +7001,6 @@
           <w:sz w:val="28"/>
           <w:szCs w:val="28"/>
         </w:rPr>
-        <w:lastRenderedPageBreak/>
         <w:t>Папка (</w:t>
       </w:r>
       <w:proofErr w:type="spellStart"/>
@@ -5769,266 +7572,6 @@
           <w:sz w:val="24"/>
           <w:szCs w:val="24"/>
         </w:rPr>
-        <w:t>{0,</w:t>
-      </w:r>
-    </w:p>
-    <w:p>
-      <w:pPr>
-        <w:spacing w:after="0" w:line="360" w:lineRule="auto"/>
-        <w:ind w:firstLine="709"/>
-        <w:jc w:val="both"/>
-        <w:rPr>
-          <w:rFonts w:ascii="Times New Roman" w:hAnsi="Times New Roman" w:cs="Times New Roman"/>
-          <w:sz w:val="24"/>
-          <w:szCs w:val="24"/>
-        </w:rPr>
-      </w:pPr>
-      <w:r>
-        <w:rPr>
-          <w:rFonts w:ascii="Times New Roman" w:hAnsi="Times New Roman" w:cs="Times New Roman"/>
-          <w:sz w:val="24"/>
-          <w:szCs w:val="24"/>
-        </w:rPr>
-        <w:t>{"текст3",0,0,"","содержимое"}</w:t>
-      </w:r>
-    </w:p>
-    <w:p>
-      <w:pPr>
-        <w:spacing w:after="0" w:line="360" w:lineRule="auto"/>
-        <w:ind w:firstLine="709"/>
-        <w:jc w:val="both"/>
-        <w:rPr>
-          <w:rFonts w:ascii="Times New Roman" w:hAnsi="Times New Roman" w:cs="Times New Roman"/>
-          <w:sz w:val="24"/>
-          <w:szCs w:val="24"/>
-        </w:rPr>
-      </w:pPr>
-      <w:r>
-        <w:rPr>
-          <w:rFonts w:ascii="Times New Roman" w:hAnsi="Times New Roman" w:cs="Times New Roman"/>
-          <w:sz w:val="24"/>
-          <w:szCs w:val="24"/>
-        </w:rPr>
-        <w:t>},</w:t>
-      </w:r>
-    </w:p>
-    <w:p>
-      <w:pPr>
-        <w:spacing w:after="0" w:line="360" w:lineRule="auto"/>
-        <w:ind w:firstLine="709"/>
-        <w:jc w:val="both"/>
-        <w:rPr>
-          <w:rFonts w:ascii="Times New Roman" w:hAnsi="Times New Roman" w:cs="Times New Roman"/>
-          <w:sz w:val="24"/>
-          <w:szCs w:val="24"/>
-        </w:rPr>
-      </w:pPr>
-      <w:r>
-        <w:rPr>
-          <w:rFonts w:ascii="Times New Roman" w:hAnsi="Times New Roman" w:cs="Times New Roman"/>
-          <w:sz w:val="24"/>
-          <w:szCs w:val="24"/>
-        </w:rPr>
-        <w:t>{2,</w:t>
-      </w:r>
-    </w:p>
-    <w:p>
-      <w:pPr>
-        <w:spacing w:after="0" w:line="360" w:lineRule="auto"/>
-        <w:ind w:firstLine="709"/>
-        <w:jc w:val="both"/>
-        <w:rPr>
-          <w:rFonts w:ascii="Times New Roman" w:hAnsi="Times New Roman" w:cs="Times New Roman"/>
-          <w:sz w:val="24"/>
-          <w:szCs w:val="24"/>
-        </w:rPr>
-      </w:pPr>
-      <w:r>
-        <w:rPr>
-          <w:rFonts w:ascii="Times New Roman" w:hAnsi="Times New Roman" w:cs="Times New Roman"/>
-          <w:sz w:val="24"/>
-          <w:szCs w:val="24"/>
-        </w:rPr>
-        <w:t>{"Вложенная папка",1,0,"",""},</w:t>
-      </w:r>
-    </w:p>
-    <w:p>
-      <w:pPr>
-        <w:spacing w:after="0" w:line="360" w:lineRule="auto"/>
-        <w:ind w:firstLine="709"/>
-        <w:jc w:val="both"/>
-        <w:rPr>
-          <w:rFonts w:ascii="Times New Roman" w:hAnsi="Times New Roman" w:cs="Times New Roman"/>
-          <w:sz w:val="24"/>
-          <w:szCs w:val="24"/>
-        </w:rPr>
-      </w:pPr>
-      <w:r>
-        <w:rPr>
-          <w:rFonts w:ascii="Times New Roman" w:hAnsi="Times New Roman" w:cs="Times New Roman"/>
-          <w:sz w:val="24"/>
-          <w:szCs w:val="24"/>
-        </w:rPr>
-        <w:t>{0,</w:t>
-      </w:r>
-    </w:p>
-    <w:p>
-      <w:pPr>
-        <w:spacing w:after="0" w:line="360" w:lineRule="auto"/>
-        <w:ind w:firstLine="709"/>
-        <w:jc w:val="both"/>
-        <w:rPr>
-          <w:rFonts w:ascii="Times New Roman" w:hAnsi="Times New Roman" w:cs="Times New Roman"/>
-          <w:sz w:val="24"/>
-          <w:szCs w:val="24"/>
-        </w:rPr>
-      </w:pPr>
-      <w:r>
-        <w:rPr>
-          <w:rFonts w:ascii="Times New Roman" w:hAnsi="Times New Roman" w:cs="Times New Roman"/>
-          <w:sz w:val="24"/>
-          <w:szCs w:val="24"/>
-        </w:rPr>
-        <w:t>{"Текст",0,0,""," содержимое"}</w:t>
-      </w:r>
-    </w:p>
-    <w:p>
-      <w:pPr>
-        <w:spacing w:after="0" w:line="360" w:lineRule="auto"/>
-        <w:ind w:firstLine="709"/>
-        <w:jc w:val="both"/>
-        <w:rPr>
-          <w:rFonts w:ascii="Times New Roman" w:hAnsi="Times New Roman" w:cs="Times New Roman"/>
-          <w:sz w:val="24"/>
-          <w:szCs w:val="24"/>
-        </w:rPr>
-      </w:pPr>
-      <w:r>
-        <w:rPr>
-          <w:rFonts w:ascii="Times New Roman" w:hAnsi="Times New Roman" w:cs="Times New Roman"/>
-          <w:sz w:val="24"/>
-          <w:szCs w:val="24"/>
-        </w:rPr>
-        <w:t>},</w:t>
-      </w:r>
-    </w:p>
-    <w:p>
-      <w:pPr>
-        <w:spacing w:after="0" w:line="360" w:lineRule="auto"/>
-        <w:ind w:firstLine="709"/>
-        <w:jc w:val="both"/>
-        <w:rPr>
-          <w:rFonts w:ascii="Times New Roman" w:hAnsi="Times New Roman" w:cs="Times New Roman"/>
-          <w:sz w:val="24"/>
-          <w:szCs w:val="24"/>
-        </w:rPr>
-      </w:pPr>
-      <w:r>
-        <w:rPr>
-          <w:rFonts w:ascii="Times New Roman" w:hAnsi="Times New Roman" w:cs="Times New Roman"/>
-          <w:sz w:val="24"/>
-          <w:szCs w:val="24"/>
-        </w:rPr>
-        <w:t>{2,</w:t>
-      </w:r>
-    </w:p>
-    <w:p>
-      <w:pPr>
-        <w:spacing w:after="0" w:line="360" w:lineRule="auto"/>
-        <w:ind w:firstLine="709"/>
-        <w:jc w:val="both"/>
-        <w:rPr>
-          <w:rFonts w:ascii="Times New Roman" w:hAnsi="Times New Roman" w:cs="Times New Roman"/>
-          <w:sz w:val="24"/>
-          <w:szCs w:val="24"/>
-        </w:rPr>
-      </w:pPr>
-      <w:r>
-        <w:rPr>
-          <w:rFonts w:ascii="Times New Roman" w:hAnsi="Times New Roman" w:cs="Times New Roman"/>
-          <w:sz w:val="24"/>
-          <w:szCs w:val="24"/>
-        </w:rPr>
-        <w:t>{"Еще папка",1,0,"",""},</w:t>
-      </w:r>
-    </w:p>
-    <w:p>
-      <w:pPr>
-        <w:spacing w:after="0" w:line="360" w:lineRule="auto"/>
-        <w:ind w:firstLine="709"/>
-        <w:jc w:val="both"/>
-        <w:rPr>
-          <w:rFonts w:ascii="Times New Roman" w:hAnsi="Times New Roman" w:cs="Times New Roman"/>
-          <w:sz w:val="24"/>
-          <w:szCs w:val="24"/>
-        </w:rPr>
-      </w:pPr>
-      <w:r>
-        <w:rPr>
-          <w:rFonts w:ascii="Times New Roman" w:hAnsi="Times New Roman" w:cs="Times New Roman"/>
-          <w:sz w:val="24"/>
-          <w:szCs w:val="24"/>
-        </w:rPr>
-        <w:t>{0,</w:t>
-      </w:r>
-    </w:p>
-    <w:p>
-      <w:pPr>
-        <w:spacing w:after="0" w:line="360" w:lineRule="auto"/>
-        <w:ind w:firstLine="709"/>
-        <w:jc w:val="both"/>
-        <w:rPr>
-          <w:rFonts w:ascii="Times New Roman" w:hAnsi="Times New Roman" w:cs="Times New Roman"/>
-          <w:sz w:val="24"/>
-          <w:szCs w:val="24"/>
-        </w:rPr>
-      </w:pPr>
-      <w:r>
-        <w:rPr>
-          <w:rFonts w:ascii="Times New Roman" w:hAnsi="Times New Roman" w:cs="Times New Roman"/>
-          <w:sz w:val="24"/>
-          <w:szCs w:val="24"/>
-        </w:rPr>
-        <w:t>{"текст6",0,0,"",""}</w:t>
-      </w:r>
-    </w:p>
-    <w:p>
-      <w:pPr>
-        <w:spacing w:after="0" w:line="360" w:lineRule="auto"/>
-        <w:ind w:firstLine="709"/>
-        <w:jc w:val="both"/>
-        <w:rPr>
-          <w:rFonts w:ascii="Times New Roman" w:hAnsi="Times New Roman" w:cs="Times New Roman"/>
-          <w:sz w:val="24"/>
-          <w:szCs w:val="24"/>
-        </w:rPr>
-      </w:pPr>
-      <w:r>
-        <w:rPr>
-          <w:rFonts w:ascii="Times New Roman" w:hAnsi="Times New Roman" w:cs="Times New Roman"/>
-          <w:sz w:val="24"/>
-          <w:szCs w:val="24"/>
-        </w:rPr>
-        <w:t>},</w:t>
-      </w:r>
-    </w:p>
-    <w:p>
-      <w:pPr>
-        <w:spacing w:after="0" w:line="360" w:lineRule="auto"/>
-        <w:ind w:firstLine="709"/>
-        <w:jc w:val="both"/>
-        <w:rPr>
-          <w:rFonts w:ascii="Times New Roman" w:hAnsi="Times New Roman" w:cs="Times New Roman"/>
-          <w:sz w:val="24"/>
-          <w:szCs w:val="24"/>
-        </w:rPr>
-      </w:pPr>
-      <w:r>
-        <w:rPr>
-          <w:rFonts w:ascii="Times New Roman" w:hAnsi="Times New Roman" w:cs="Times New Roman"/>
-          <w:sz w:val="24"/>
-          <w:szCs w:val="24"/>
-        </w:rPr>
         <w:lastRenderedPageBreak/>
         <w:t>{0,</w:t>
       </w:r>
@@ -6050,6 +7593,266 @@
           <w:sz w:val="24"/>
           <w:szCs w:val="24"/>
         </w:rPr>
+        <w:t>{"текст3",0,0,"","содержимое"}</w:t>
+      </w:r>
+    </w:p>
+    <w:p>
+      <w:pPr>
+        <w:spacing w:after="0" w:line="360" w:lineRule="auto"/>
+        <w:ind w:firstLine="709"/>
+        <w:jc w:val="both"/>
+        <w:rPr>
+          <w:rFonts w:ascii="Times New Roman" w:hAnsi="Times New Roman" w:cs="Times New Roman"/>
+          <w:sz w:val="24"/>
+          <w:szCs w:val="24"/>
+        </w:rPr>
+      </w:pPr>
+      <w:r>
+        <w:rPr>
+          <w:rFonts w:ascii="Times New Roman" w:hAnsi="Times New Roman" w:cs="Times New Roman"/>
+          <w:sz w:val="24"/>
+          <w:szCs w:val="24"/>
+        </w:rPr>
+        <w:t>},</w:t>
+      </w:r>
+    </w:p>
+    <w:p>
+      <w:pPr>
+        <w:spacing w:after="0" w:line="360" w:lineRule="auto"/>
+        <w:ind w:firstLine="709"/>
+        <w:jc w:val="both"/>
+        <w:rPr>
+          <w:rFonts w:ascii="Times New Roman" w:hAnsi="Times New Roman" w:cs="Times New Roman"/>
+          <w:sz w:val="24"/>
+          <w:szCs w:val="24"/>
+        </w:rPr>
+      </w:pPr>
+      <w:r>
+        <w:rPr>
+          <w:rFonts w:ascii="Times New Roman" w:hAnsi="Times New Roman" w:cs="Times New Roman"/>
+          <w:sz w:val="24"/>
+          <w:szCs w:val="24"/>
+        </w:rPr>
+        <w:t>{2,</w:t>
+      </w:r>
+    </w:p>
+    <w:p>
+      <w:pPr>
+        <w:spacing w:after="0" w:line="360" w:lineRule="auto"/>
+        <w:ind w:firstLine="709"/>
+        <w:jc w:val="both"/>
+        <w:rPr>
+          <w:rFonts w:ascii="Times New Roman" w:hAnsi="Times New Roman" w:cs="Times New Roman"/>
+          <w:sz w:val="24"/>
+          <w:szCs w:val="24"/>
+        </w:rPr>
+      </w:pPr>
+      <w:r>
+        <w:rPr>
+          <w:rFonts w:ascii="Times New Roman" w:hAnsi="Times New Roman" w:cs="Times New Roman"/>
+          <w:sz w:val="24"/>
+          <w:szCs w:val="24"/>
+        </w:rPr>
+        <w:t>{"Вложенная папка",1,0,"",""},</w:t>
+      </w:r>
+    </w:p>
+    <w:p>
+      <w:pPr>
+        <w:spacing w:after="0" w:line="360" w:lineRule="auto"/>
+        <w:ind w:firstLine="709"/>
+        <w:jc w:val="both"/>
+        <w:rPr>
+          <w:rFonts w:ascii="Times New Roman" w:hAnsi="Times New Roman" w:cs="Times New Roman"/>
+          <w:sz w:val="24"/>
+          <w:szCs w:val="24"/>
+        </w:rPr>
+      </w:pPr>
+      <w:r>
+        <w:rPr>
+          <w:rFonts w:ascii="Times New Roman" w:hAnsi="Times New Roman" w:cs="Times New Roman"/>
+          <w:sz w:val="24"/>
+          <w:szCs w:val="24"/>
+        </w:rPr>
+        <w:t>{0,</w:t>
+      </w:r>
+    </w:p>
+    <w:p>
+      <w:pPr>
+        <w:spacing w:after="0" w:line="360" w:lineRule="auto"/>
+        <w:ind w:firstLine="709"/>
+        <w:jc w:val="both"/>
+        <w:rPr>
+          <w:rFonts w:ascii="Times New Roman" w:hAnsi="Times New Roman" w:cs="Times New Roman"/>
+          <w:sz w:val="24"/>
+          <w:szCs w:val="24"/>
+        </w:rPr>
+      </w:pPr>
+      <w:r>
+        <w:rPr>
+          <w:rFonts w:ascii="Times New Roman" w:hAnsi="Times New Roman" w:cs="Times New Roman"/>
+          <w:sz w:val="24"/>
+          <w:szCs w:val="24"/>
+        </w:rPr>
+        <w:t>{"Текст",0,0,""," содержимое"}</w:t>
+      </w:r>
+    </w:p>
+    <w:p>
+      <w:pPr>
+        <w:spacing w:after="0" w:line="360" w:lineRule="auto"/>
+        <w:ind w:firstLine="709"/>
+        <w:jc w:val="both"/>
+        <w:rPr>
+          <w:rFonts w:ascii="Times New Roman" w:hAnsi="Times New Roman" w:cs="Times New Roman"/>
+          <w:sz w:val="24"/>
+          <w:szCs w:val="24"/>
+        </w:rPr>
+      </w:pPr>
+      <w:r>
+        <w:rPr>
+          <w:rFonts w:ascii="Times New Roman" w:hAnsi="Times New Roman" w:cs="Times New Roman"/>
+          <w:sz w:val="24"/>
+          <w:szCs w:val="24"/>
+        </w:rPr>
+        <w:t>},</w:t>
+      </w:r>
+    </w:p>
+    <w:p>
+      <w:pPr>
+        <w:spacing w:after="0" w:line="360" w:lineRule="auto"/>
+        <w:ind w:firstLine="709"/>
+        <w:jc w:val="both"/>
+        <w:rPr>
+          <w:rFonts w:ascii="Times New Roman" w:hAnsi="Times New Roman" w:cs="Times New Roman"/>
+          <w:sz w:val="24"/>
+          <w:szCs w:val="24"/>
+        </w:rPr>
+      </w:pPr>
+      <w:r>
+        <w:rPr>
+          <w:rFonts w:ascii="Times New Roman" w:hAnsi="Times New Roman" w:cs="Times New Roman"/>
+          <w:sz w:val="24"/>
+          <w:szCs w:val="24"/>
+        </w:rPr>
+        <w:t>{2,</w:t>
+      </w:r>
+    </w:p>
+    <w:p>
+      <w:pPr>
+        <w:spacing w:after="0" w:line="360" w:lineRule="auto"/>
+        <w:ind w:firstLine="709"/>
+        <w:jc w:val="both"/>
+        <w:rPr>
+          <w:rFonts w:ascii="Times New Roman" w:hAnsi="Times New Roman" w:cs="Times New Roman"/>
+          <w:sz w:val="24"/>
+          <w:szCs w:val="24"/>
+        </w:rPr>
+      </w:pPr>
+      <w:r>
+        <w:rPr>
+          <w:rFonts w:ascii="Times New Roman" w:hAnsi="Times New Roman" w:cs="Times New Roman"/>
+          <w:sz w:val="24"/>
+          <w:szCs w:val="24"/>
+        </w:rPr>
+        <w:t>{"Еще папка",1,0,"",""},</w:t>
+      </w:r>
+    </w:p>
+    <w:p>
+      <w:pPr>
+        <w:spacing w:after="0" w:line="360" w:lineRule="auto"/>
+        <w:ind w:firstLine="709"/>
+        <w:jc w:val="both"/>
+        <w:rPr>
+          <w:rFonts w:ascii="Times New Roman" w:hAnsi="Times New Roman" w:cs="Times New Roman"/>
+          <w:sz w:val="24"/>
+          <w:szCs w:val="24"/>
+        </w:rPr>
+      </w:pPr>
+      <w:r>
+        <w:rPr>
+          <w:rFonts w:ascii="Times New Roman" w:hAnsi="Times New Roman" w:cs="Times New Roman"/>
+          <w:sz w:val="24"/>
+          <w:szCs w:val="24"/>
+        </w:rPr>
+        <w:t>{0,</w:t>
+      </w:r>
+    </w:p>
+    <w:p>
+      <w:pPr>
+        <w:spacing w:after="0" w:line="360" w:lineRule="auto"/>
+        <w:ind w:firstLine="709"/>
+        <w:jc w:val="both"/>
+        <w:rPr>
+          <w:rFonts w:ascii="Times New Roman" w:hAnsi="Times New Roman" w:cs="Times New Roman"/>
+          <w:sz w:val="24"/>
+          <w:szCs w:val="24"/>
+        </w:rPr>
+      </w:pPr>
+      <w:r>
+        <w:rPr>
+          <w:rFonts w:ascii="Times New Roman" w:hAnsi="Times New Roman" w:cs="Times New Roman"/>
+          <w:sz w:val="24"/>
+          <w:szCs w:val="24"/>
+        </w:rPr>
+        <w:t>{"текст6",0,0,"",""}</w:t>
+      </w:r>
+    </w:p>
+    <w:p>
+      <w:pPr>
+        <w:spacing w:after="0" w:line="360" w:lineRule="auto"/>
+        <w:ind w:firstLine="709"/>
+        <w:jc w:val="both"/>
+        <w:rPr>
+          <w:rFonts w:ascii="Times New Roman" w:hAnsi="Times New Roman" w:cs="Times New Roman"/>
+          <w:sz w:val="24"/>
+          <w:szCs w:val="24"/>
+        </w:rPr>
+      </w:pPr>
+      <w:r>
+        <w:rPr>
+          <w:rFonts w:ascii="Times New Roman" w:hAnsi="Times New Roman" w:cs="Times New Roman"/>
+          <w:sz w:val="24"/>
+          <w:szCs w:val="24"/>
+        </w:rPr>
+        <w:t>},</w:t>
+      </w:r>
+    </w:p>
+    <w:p>
+      <w:pPr>
+        <w:spacing w:after="0" w:line="360" w:lineRule="auto"/>
+        <w:ind w:firstLine="709"/>
+        <w:jc w:val="both"/>
+        <w:rPr>
+          <w:rFonts w:ascii="Times New Roman" w:hAnsi="Times New Roman" w:cs="Times New Roman"/>
+          <w:sz w:val="24"/>
+          <w:szCs w:val="24"/>
+        </w:rPr>
+      </w:pPr>
+      <w:r>
+        <w:rPr>
+          <w:rFonts w:ascii="Times New Roman" w:hAnsi="Times New Roman" w:cs="Times New Roman"/>
+          <w:sz w:val="24"/>
+          <w:szCs w:val="24"/>
+        </w:rPr>
+        <w:t>{0,</w:t>
+      </w:r>
+    </w:p>
+    <w:p>
+      <w:pPr>
+        <w:spacing w:after="0" w:line="360" w:lineRule="auto"/>
+        <w:ind w:firstLine="709"/>
+        <w:jc w:val="both"/>
+        <w:rPr>
+          <w:rFonts w:ascii="Times New Roman" w:hAnsi="Times New Roman" w:cs="Times New Roman"/>
+          <w:sz w:val="24"/>
+          <w:szCs w:val="24"/>
+        </w:rPr>
+      </w:pPr>
+      <w:r>
+        <w:rPr>
+          <w:rFonts w:ascii="Times New Roman" w:hAnsi="Times New Roman" w:cs="Times New Roman"/>
+          <w:sz w:val="24"/>
+          <w:szCs w:val="24"/>
+        </w:rPr>
         <w:t>{"текст7",0,0,"",""}</w:t>
       </w:r>
     </w:p>
@@ -6468,6 +8271,7 @@
           <w:sz w:val="24"/>
           <w:szCs w:val="24"/>
         </w:rPr>
+        <w:lastRenderedPageBreak/>
         <w:t>}</w:t>
       </w:r>
     </w:p>
@@ -6681,27 +8485,27 @@
           <w:sz w:val="28"/>
           <w:szCs w:val="28"/>
         </w:rPr>
-        <w:t># Название библиотеки</w:t>
-      </w:r>
-    </w:p>
-    <w:p>
-      <w:pPr>
-        <w:spacing w:after="0" w:line="360" w:lineRule="auto"/>
-        <w:ind w:firstLine="709"/>
-        <w:jc w:val="both"/>
-        <w:rPr>
-          <w:rFonts w:ascii="Times New Roman" w:hAnsi="Times New Roman" w:cs="Times New Roman"/>
-          <w:sz w:val="28"/>
-          <w:szCs w:val="28"/>
-        </w:rPr>
-      </w:pPr>
-      <w:r>
-        <w:rPr>
-          <w:rFonts w:ascii="Times New Roman" w:hAnsi="Times New Roman" w:cs="Times New Roman"/>
-          <w:sz w:val="28"/>
-          <w:szCs w:val="28"/>
-        </w:rPr>
-        <w:t>## Описание функций</w:t>
+        <w:t xml:space="preserve"> Название библиотеки</w:t>
+      </w:r>
+    </w:p>
+    <w:p>
+      <w:pPr>
+        <w:spacing w:after="0" w:line="360" w:lineRule="auto"/>
+        <w:ind w:firstLine="709"/>
+        <w:jc w:val="both"/>
+        <w:rPr>
+          <w:rFonts w:ascii="Times New Roman" w:hAnsi="Times New Roman" w:cs="Times New Roman"/>
+          <w:sz w:val="28"/>
+          <w:szCs w:val="28"/>
+        </w:rPr>
+      </w:pPr>
+      <w:r>
+        <w:rPr>
+          <w:rFonts w:ascii="Times New Roman" w:hAnsi="Times New Roman" w:cs="Times New Roman"/>
+          <w:sz w:val="28"/>
+          <w:szCs w:val="28"/>
+        </w:rPr>
+        <w:t xml:space="preserve"> Описание функций</w:t>
       </w:r>
     </w:p>
     <w:p>
@@ -6781,8 +8585,7 @@
           <w:sz w:val="28"/>
           <w:szCs w:val="28"/>
         </w:rPr>
-        <w:lastRenderedPageBreak/>
-        <w:t>### Пример использования:</w:t>
+        <w:t xml:space="preserve"> Пример использования:</w:t>
       </w:r>
     </w:p>
     <w:p>
@@ -6865,7 +8668,6 @@
           <w:rFonts w:ascii="Times New Roman" w:hAnsi="Times New Roman" w:cs="Times New Roman"/>
           <w:sz w:val="28"/>
           <w:szCs w:val="28"/>
-          <w:lang w:val="en-US"/>
         </w:rPr>
         <w:t xml:space="preserve">    </w:t>
       </w:r>
@@ -6875,7 +8677,7 @@
           <w:sz w:val="28"/>
           <w:szCs w:val="28"/>
         </w:rPr>
-        <w:t># Проверяем, что массив содержит 10 чисел</w:t>
+        <w:t xml:space="preserve"> Проверяем, что массив содержит 10 чисел</w:t>
       </w:r>
     </w:p>
     <w:p>
@@ -7512,6 +9314,7 @@
           <w:sz w:val="24"/>
           <w:szCs w:val="24"/>
         </w:rPr>
+        <w:lastRenderedPageBreak/>
         <w:t>│   │   └── Автоматическое формирование отчета</w:t>
       </w:r>
     </w:p>
@@ -7882,7 +9685,6 @@
           <w:sz w:val="24"/>
           <w:szCs w:val="24"/>
         </w:rPr>
-        <w:lastRenderedPageBreak/>
         <w:t xml:space="preserve">├── </w:t>
       </w:r>
       <w:r>
@@ -8254,6 +10056,7 @@
           <w:sz w:val="28"/>
           <w:szCs w:val="28"/>
         </w:rPr>
+        <w:lastRenderedPageBreak/>
         <w:t>- ST-файлы - для структурированного хранения иерархических фрагментов кода</w:t>
       </w:r>
     </w:p>
@@ -8442,8 +10245,300 @@
           <w:sz w:val="28"/>
           <w:szCs w:val="28"/>
         </w:rPr>
-        <w:t xml:space="preserve">Система обеспечит безопасное удаление элементов через графический интерфейс редактора. Перед выполнением операции удаления пользователю </w:t>
-      </w:r>
+        <w:t>Система обеспечит безопасное удаление элементов через графический интерфейс редактора. Перед выполнением операции удаления пользователю предостав</w:t>
+      </w:r>
+      <w:r>
+        <w:rPr>
+          <w:rFonts w:ascii="Times New Roman" w:hAnsi="Times New Roman" w:cs="Times New Roman"/>
+          <w:sz w:val="28"/>
+          <w:szCs w:val="28"/>
+        </w:rPr>
+        <w:t>ить</w:t>
+      </w:r>
+      <w:r>
+        <w:rPr>
+          <w:rFonts w:ascii="Times New Roman" w:hAnsi="Times New Roman" w:cs="Times New Roman"/>
+          <w:sz w:val="28"/>
+          <w:szCs w:val="28"/>
+        </w:rPr>
+        <w:t xml:space="preserve"> подтверждение действия, что предотвра</w:t>
+      </w:r>
+      <w:r>
+        <w:rPr>
+          <w:rFonts w:ascii="Times New Roman" w:hAnsi="Times New Roman" w:cs="Times New Roman"/>
+          <w:sz w:val="28"/>
+          <w:szCs w:val="28"/>
+        </w:rPr>
+        <w:t>ти</w:t>
+      </w:r>
+      <w:r>
+        <w:rPr>
+          <w:rFonts w:ascii="Times New Roman" w:hAnsi="Times New Roman" w:cs="Times New Roman"/>
+          <w:sz w:val="28"/>
+          <w:szCs w:val="28"/>
+        </w:rPr>
+        <w:t>т случайную потерю данных. Удаление как для отдельных элементов (шаблонов, файлов), так и для целых групп (папок со всем содержимым).</w:t>
+      </w:r>
+    </w:p>
+    <w:p>
+      <w:pPr>
+        <w:spacing w:after="0" w:line="360" w:lineRule="auto"/>
+        <w:ind w:firstLine="708"/>
+        <w:jc w:val="both"/>
+        <w:rPr>
+          <w:rFonts w:ascii="Times New Roman" w:hAnsi="Times New Roman" w:cs="Times New Roman"/>
+          <w:sz w:val="28"/>
+          <w:szCs w:val="28"/>
+        </w:rPr>
+      </w:pPr>
+      <w:r>
+        <w:rPr>
+          <w:rFonts w:ascii="Times New Roman" w:hAnsi="Times New Roman" w:cs="Times New Roman"/>
+          <w:sz w:val="28"/>
+          <w:szCs w:val="28"/>
+        </w:rPr>
+        <w:t xml:space="preserve">- </w:t>
+      </w:r>
+      <w:r>
+        <w:rPr>
+          <w:rFonts w:ascii="Times New Roman" w:hAnsi="Times New Roman" w:cs="Times New Roman"/>
+          <w:sz w:val="28"/>
+          <w:szCs w:val="28"/>
+        </w:rPr>
+        <w:t>Визуальное редактирование с синтаксической подсветкой:</w:t>
+      </w:r>
+    </w:p>
+    <w:p>
+      <w:pPr>
+        <w:spacing w:after="0" w:line="360" w:lineRule="auto"/>
+        <w:ind w:firstLine="709"/>
+        <w:jc w:val="both"/>
+        <w:rPr>
+          <w:rFonts w:ascii="Times New Roman" w:hAnsi="Times New Roman" w:cs="Times New Roman"/>
+          <w:sz w:val="28"/>
+          <w:szCs w:val="28"/>
+        </w:rPr>
+      </w:pPr>
+      <w:r>
+        <w:rPr>
+          <w:rFonts w:ascii="Times New Roman" w:hAnsi="Times New Roman" w:cs="Times New Roman"/>
+          <w:sz w:val="28"/>
+          <w:szCs w:val="28"/>
+        </w:rPr>
+        <w:t>Редактор осна</w:t>
+      </w:r>
+      <w:r>
+        <w:rPr>
+          <w:rFonts w:ascii="Times New Roman" w:hAnsi="Times New Roman" w:cs="Times New Roman"/>
+          <w:sz w:val="28"/>
+          <w:szCs w:val="28"/>
+        </w:rPr>
+        <w:t>стить</w:t>
+      </w:r>
+      <w:r>
+        <w:rPr>
+          <w:rFonts w:ascii="Times New Roman" w:hAnsi="Times New Roman" w:cs="Times New Roman"/>
+          <w:sz w:val="28"/>
+          <w:szCs w:val="28"/>
+        </w:rPr>
+        <w:t xml:space="preserve"> текстовым редактором с поддержкой синтаксической подсветки для различных языков программирования. Это значительно улучшает читаемость кода и сни</w:t>
+      </w:r>
+      <w:r>
+        <w:rPr>
+          <w:rFonts w:ascii="Times New Roman" w:hAnsi="Times New Roman" w:cs="Times New Roman"/>
+          <w:sz w:val="28"/>
+          <w:szCs w:val="28"/>
+        </w:rPr>
+        <w:t>зит</w:t>
+      </w:r>
+      <w:r>
+        <w:rPr>
+          <w:rFonts w:ascii="Times New Roman" w:hAnsi="Times New Roman" w:cs="Times New Roman"/>
+          <w:sz w:val="28"/>
+          <w:szCs w:val="28"/>
+        </w:rPr>
+        <w:t xml:space="preserve"> вероятность синтаксических ошибок при редактировании. Для ST-файлов обеспечи</w:t>
+      </w:r>
+      <w:r>
+        <w:rPr>
+          <w:rFonts w:ascii="Times New Roman" w:hAnsi="Times New Roman" w:cs="Times New Roman"/>
+          <w:sz w:val="28"/>
+          <w:szCs w:val="28"/>
+        </w:rPr>
+        <w:t>ть</w:t>
+      </w:r>
+      <w:r>
+        <w:rPr>
+          <w:rFonts w:ascii="Times New Roman" w:hAnsi="Times New Roman" w:cs="Times New Roman"/>
+          <w:sz w:val="28"/>
+          <w:szCs w:val="28"/>
+        </w:rPr>
+        <w:t xml:space="preserve"> сохранение иерархической структуры при редактировании, а для MD-файлов предостав</w:t>
+      </w:r>
+      <w:r>
+        <w:rPr>
+          <w:rFonts w:ascii="Times New Roman" w:hAnsi="Times New Roman" w:cs="Times New Roman"/>
+          <w:sz w:val="28"/>
+          <w:szCs w:val="28"/>
+        </w:rPr>
+        <w:t>ить</w:t>
+      </w:r>
+      <w:r>
+        <w:rPr>
+          <w:rFonts w:ascii="Times New Roman" w:hAnsi="Times New Roman" w:cs="Times New Roman"/>
+          <w:sz w:val="28"/>
+          <w:szCs w:val="28"/>
+        </w:rPr>
+        <w:t xml:space="preserve"> предпросмотр форматирования.</w:t>
+      </w:r>
+    </w:p>
+    <w:p>
+      <w:pPr>
+        <w:spacing w:after="0" w:line="360" w:lineRule="auto"/>
+        <w:ind w:firstLine="709"/>
+        <w:jc w:val="both"/>
+        <w:rPr>
+          <w:rFonts w:ascii="Times New Roman" w:hAnsi="Times New Roman" w:cs="Times New Roman"/>
+          <w:sz w:val="28"/>
+          <w:szCs w:val="28"/>
+        </w:rPr>
+      </w:pPr>
+    </w:p>
+    <w:p>
+      <w:pPr>
+        <w:spacing w:after="0" w:line="360" w:lineRule="auto"/>
+        <w:ind w:firstLine="708"/>
+        <w:jc w:val="both"/>
+        <w:rPr>
+          <w:rFonts w:ascii="Times New Roman" w:hAnsi="Times New Roman" w:cs="Times New Roman"/>
+          <w:sz w:val="28"/>
+          <w:szCs w:val="28"/>
+        </w:rPr>
+      </w:pPr>
+      <w:r>
+        <w:rPr>
+          <w:rFonts w:ascii="Times New Roman" w:hAnsi="Times New Roman" w:cs="Times New Roman"/>
+          <w:sz w:val="28"/>
+          <w:szCs w:val="28"/>
+        </w:rPr>
+        <w:t xml:space="preserve">- </w:t>
+      </w:r>
+      <w:r>
+        <w:rPr>
+          <w:rFonts w:ascii="Times New Roman" w:hAnsi="Times New Roman" w:cs="Times New Roman"/>
+          <w:sz w:val="28"/>
+          <w:szCs w:val="28"/>
+        </w:rPr>
+        <w:t>Интерактивное дерево структуры проекта:</w:t>
+      </w:r>
+    </w:p>
+    <w:p>
+      <w:pPr>
+        <w:spacing w:after="0" w:line="360" w:lineRule="auto"/>
+        <w:ind w:firstLine="709"/>
+        <w:jc w:val="both"/>
+        <w:rPr>
+          <w:rFonts w:ascii="Times New Roman" w:hAnsi="Times New Roman" w:cs="Times New Roman"/>
+          <w:sz w:val="28"/>
+          <w:szCs w:val="28"/>
+        </w:rPr>
+      </w:pPr>
+      <w:r>
+        <w:rPr>
+          <w:rFonts w:ascii="Times New Roman" w:hAnsi="Times New Roman" w:cs="Times New Roman"/>
+          <w:sz w:val="28"/>
+          <w:szCs w:val="28"/>
+        </w:rPr>
+        <w:t>В интерфейсе редактора реализов</w:t>
+      </w:r>
+      <w:r>
+        <w:rPr>
+          <w:rFonts w:ascii="Times New Roman" w:hAnsi="Times New Roman" w:cs="Times New Roman"/>
+          <w:sz w:val="28"/>
+          <w:szCs w:val="28"/>
+        </w:rPr>
+        <w:t>ать</w:t>
+      </w:r>
+      <w:r>
+        <w:rPr>
+          <w:rFonts w:ascii="Times New Roman" w:hAnsi="Times New Roman" w:cs="Times New Roman"/>
+          <w:sz w:val="28"/>
+          <w:szCs w:val="28"/>
+        </w:rPr>
+        <w:t xml:space="preserve"> интерактивное древовидное представление структуры проекта, которое обеспечит:</w:t>
+      </w:r>
+    </w:p>
+    <w:p>
+      <w:pPr>
+        <w:spacing w:after="0" w:line="360" w:lineRule="auto"/>
+        <w:ind w:firstLine="709"/>
+        <w:jc w:val="both"/>
+        <w:rPr>
+          <w:rFonts w:ascii="Times New Roman" w:hAnsi="Times New Roman" w:cs="Times New Roman"/>
+          <w:sz w:val="28"/>
+          <w:szCs w:val="28"/>
+        </w:rPr>
+      </w:pPr>
+      <w:r>
+        <w:rPr>
+          <w:rFonts w:ascii="Times New Roman" w:hAnsi="Times New Roman" w:cs="Times New Roman"/>
+          <w:sz w:val="28"/>
+          <w:szCs w:val="28"/>
+        </w:rPr>
+        <w:t>- Наглядное отображение иерархии всех элементов базы знаний</w:t>
+      </w:r>
+    </w:p>
+    <w:p>
+      <w:pPr>
+        <w:spacing w:after="0" w:line="360" w:lineRule="auto"/>
+        <w:ind w:firstLine="709"/>
+        <w:jc w:val="both"/>
+        <w:rPr>
+          <w:rFonts w:ascii="Times New Roman" w:hAnsi="Times New Roman" w:cs="Times New Roman"/>
+          <w:sz w:val="28"/>
+          <w:szCs w:val="28"/>
+        </w:rPr>
+      </w:pPr>
+      <w:r>
+        <w:rPr>
+          <w:rFonts w:ascii="Times New Roman" w:hAnsi="Times New Roman" w:cs="Times New Roman"/>
+          <w:sz w:val="28"/>
+          <w:szCs w:val="28"/>
+        </w:rPr>
+        <w:t>- Быструю навигацию между разделами и файлами</w:t>
+      </w:r>
+    </w:p>
+    <w:p>
+      <w:pPr>
+        <w:spacing w:after="0" w:line="360" w:lineRule="auto"/>
+        <w:ind w:firstLine="709"/>
+        <w:jc w:val="both"/>
+        <w:rPr>
+          <w:rFonts w:ascii="Times New Roman" w:hAnsi="Times New Roman" w:cs="Times New Roman"/>
+          <w:sz w:val="28"/>
+          <w:szCs w:val="28"/>
+        </w:rPr>
+      </w:pPr>
+      <w:r>
+        <w:rPr>
+          <w:rFonts w:ascii="Times New Roman" w:hAnsi="Times New Roman" w:cs="Times New Roman"/>
+          <w:sz w:val="28"/>
+          <w:szCs w:val="28"/>
+        </w:rPr>
+        <w:t>- Визуальное отражение изменений в реальном времени</w:t>
+      </w:r>
+    </w:p>
+    <w:p>
+      <w:pPr>
+        <w:spacing w:after="0" w:line="360" w:lineRule="auto"/>
+        <w:ind w:firstLine="709"/>
+        <w:jc w:val="both"/>
+        <w:rPr>
+          <w:rFonts w:ascii="Times New Roman" w:hAnsi="Times New Roman" w:cs="Times New Roman"/>
+          <w:sz w:val="28"/>
+          <w:szCs w:val="28"/>
+        </w:rPr>
+      </w:pPr>
       <w:r>
         <w:rPr>
           <w:rFonts w:ascii="Times New Roman" w:hAnsi="Times New Roman" w:cs="Times New Roman"/>
@@ -8451,306 +10546,6 @@
           <w:szCs w:val="28"/>
         </w:rPr>
         <w:lastRenderedPageBreak/>
-        <w:t>предостав</w:t>
-      </w:r>
-      <w:r>
-        <w:rPr>
-          <w:rFonts w:ascii="Times New Roman" w:hAnsi="Times New Roman" w:cs="Times New Roman"/>
-          <w:sz w:val="28"/>
-          <w:szCs w:val="28"/>
-        </w:rPr>
-        <w:t>ить</w:t>
-      </w:r>
-      <w:r>
-        <w:rPr>
-          <w:rFonts w:ascii="Times New Roman" w:hAnsi="Times New Roman" w:cs="Times New Roman"/>
-          <w:sz w:val="28"/>
-          <w:szCs w:val="28"/>
-        </w:rPr>
-        <w:t xml:space="preserve"> подтверждение действия, что предотвра</w:t>
-      </w:r>
-      <w:r>
-        <w:rPr>
-          <w:rFonts w:ascii="Times New Roman" w:hAnsi="Times New Roman" w:cs="Times New Roman"/>
-          <w:sz w:val="28"/>
-          <w:szCs w:val="28"/>
-        </w:rPr>
-        <w:t>ти</w:t>
-      </w:r>
-      <w:r>
-        <w:rPr>
-          <w:rFonts w:ascii="Times New Roman" w:hAnsi="Times New Roman" w:cs="Times New Roman"/>
-          <w:sz w:val="28"/>
-          <w:szCs w:val="28"/>
-        </w:rPr>
-        <w:t>т случайную потерю данных. Удаление как для отдельных элементов (шаблонов, файлов), так и для целых групп (папок со всем содержимым).</w:t>
-      </w:r>
-    </w:p>
-    <w:p>
-      <w:pPr>
-        <w:spacing w:after="0" w:line="360" w:lineRule="auto"/>
-        <w:ind w:firstLine="708"/>
-        <w:jc w:val="both"/>
-        <w:rPr>
-          <w:rFonts w:ascii="Times New Roman" w:hAnsi="Times New Roman" w:cs="Times New Roman"/>
-          <w:sz w:val="28"/>
-          <w:szCs w:val="28"/>
-        </w:rPr>
-      </w:pPr>
-      <w:r>
-        <w:rPr>
-          <w:rFonts w:ascii="Times New Roman" w:hAnsi="Times New Roman" w:cs="Times New Roman"/>
-          <w:sz w:val="28"/>
-          <w:szCs w:val="28"/>
-        </w:rPr>
-        <w:t xml:space="preserve">- </w:t>
-      </w:r>
-      <w:r>
-        <w:rPr>
-          <w:rFonts w:ascii="Times New Roman" w:hAnsi="Times New Roman" w:cs="Times New Roman"/>
-          <w:sz w:val="28"/>
-          <w:szCs w:val="28"/>
-        </w:rPr>
-        <w:t>Визуальное редактирование с синтаксической подсветкой:</w:t>
-      </w:r>
-    </w:p>
-    <w:p>
-      <w:pPr>
-        <w:spacing w:after="0" w:line="360" w:lineRule="auto"/>
-        <w:ind w:firstLine="709"/>
-        <w:jc w:val="both"/>
-        <w:rPr>
-          <w:rFonts w:ascii="Times New Roman" w:hAnsi="Times New Roman" w:cs="Times New Roman"/>
-          <w:sz w:val="28"/>
-          <w:szCs w:val="28"/>
-        </w:rPr>
-      </w:pPr>
-      <w:r>
-        <w:rPr>
-          <w:rFonts w:ascii="Times New Roman" w:hAnsi="Times New Roman" w:cs="Times New Roman"/>
-          <w:sz w:val="28"/>
-          <w:szCs w:val="28"/>
-        </w:rPr>
-        <w:t>Редактор осна</w:t>
-      </w:r>
-      <w:r>
-        <w:rPr>
-          <w:rFonts w:ascii="Times New Roman" w:hAnsi="Times New Roman" w:cs="Times New Roman"/>
-          <w:sz w:val="28"/>
-          <w:szCs w:val="28"/>
-        </w:rPr>
-        <w:t>стить</w:t>
-      </w:r>
-      <w:r>
-        <w:rPr>
-          <w:rFonts w:ascii="Times New Roman" w:hAnsi="Times New Roman" w:cs="Times New Roman"/>
-          <w:sz w:val="28"/>
-          <w:szCs w:val="28"/>
-        </w:rPr>
-        <w:t xml:space="preserve"> текстовым редактором с поддержкой синтаксической подсветки для различных языков программирования. Это значительно улучшает читаемость кода и сни</w:t>
-      </w:r>
-      <w:r>
-        <w:rPr>
-          <w:rFonts w:ascii="Times New Roman" w:hAnsi="Times New Roman" w:cs="Times New Roman"/>
-          <w:sz w:val="28"/>
-          <w:szCs w:val="28"/>
-        </w:rPr>
-        <w:t>зит</w:t>
-      </w:r>
-      <w:r>
-        <w:rPr>
-          <w:rFonts w:ascii="Times New Roman" w:hAnsi="Times New Roman" w:cs="Times New Roman"/>
-          <w:sz w:val="28"/>
-          <w:szCs w:val="28"/>
-        </w:rPr>
-        <w:t xml:space="preserve"> вероятность синтаксических ошибок при редактировании. Для ST-файлов обеспечи</w:t>
-      </w:r>
-      <w:r>
-        <w:rPr>
-          <w:rFonts w:ascii="Times New Roman" w:hAnsi="Times New Roman" w:cs="Times New Roman"/>
-          <w:sz w:val="28"/>
-          <w:szCs w:val="28"/>
-        </w:rPr>
-        <w:t>ть</w:t>
-      </w:r>
-      <w:r>
-        <w:rPr>
-          <w:rFonts w:ascii="Times New Roman" w:hAnsi="Times New Roman" w:cs="Times New Roman"/>
-          <w:sz w:val="28"/>
-          <w:szCs w:val="28"/>
-        </w:rPr>
-        <w:t xml:space="preserve"> сохранение иерархической структуры при редактировании, а для MD-файлов предостав</w:t>
-      </w:r>
-      <w:r>
-        <w:rPr>
-          <w:rFonts w:ascii="Times New Roman" w:hAnsi="Times New Roman" w:cs="Times New Roman"/>
-          <w:sz w:val="28"/>
-          <w:szCs w:val="28"/>
-        </w:rPr>
-        <w:t>ить</w:t>
-      </w:r>
-      <w:r>
-        <w:rPr>
-          <w:rFonts w:ascii="Times New Roman" w:hAnsi="Times New Roman" w:cs="Times New Roman"/>
-          <w:sz w:val="28"/>
-          <w:szCs w:val="28"/>
-        </w:rPr>
-        <w:t xml:space="preserve"> предпросмотр форматирования.</w:t>
-      </w:r>
-    </w:p>
-    <w:p>
-      <w:pPr>
-        <w:spacing w:after="0" w:line="360" w:lineRule="auto"/>
-        <w:ind w:firstLine="709"/>
-        <w:jc w:val="both"/>
-        <w:rPr>
-          <w:rFonts w:ascii="Times New Roman" w:hAnsi="Times New Roman" w:cs="Times New Roman"/>
-          <w:sz w:val="28"/>
-          <w:szCs w:val="28"/>
-        </w:rPr>
-      </w:pPr>
-    </w:p>
-    <w:p>
-      <w:pPr>
-        <w:spacing w:after="0" w:line="360" w:lineRule="auto"/>
-        <w:ind w:firstLine="708"/>
-        <w:jc w:val="both"/>
-        <w:rPr>
-          <w:rFonts w:ascii="Times New Roman" w:hAnsi="Times New Roman" w:cs="Times New Roman"/>
-          <w:sz w:val="28"/>
-          <w:szCs w:val="28"/>
-        </w:rPr>
-      </w:pPr>
-      <w:r>
-        <w:rPr>
-          <w:rFonts w:ascii="Times New Roman" w:hAnsi="Times New Roman" w:cs="Times New Roman"/>
-          <w:sz w:val="28"/>
-          <w:szCs w:val="28"/>
-        </w:rPr>
-        <w:t xml:space="preserve">- </w:t>
-      </w:r>
-      <w:r>
-        <w:rPr>
-          <w:rFonts w:ascii="Times New Roman" w:hAnsi="Times New Roman" w:cs="Times New Roman"/>
-          <w:sz w:val="28"/>
-          <w:szCs w:val="28"/>
-        </w:rPr>
-        <w:t>Интерактивное дерево структуры проекта:</w:t>
-      </w:r>
-    </w:p>
-    <w:p>
-      <w:pPr>
-        <w:spacing w:after="0" w:line="360" w:lineRule="auto"/>
-        <w:ind w:firstLine="709"/>
-        <w:jc w:val="both"/>
-        <w:rPr>
-          <w:rFonts w:ascii="Times New Roman" w:hAnsi="Times New Roman" w:cs="Times New Roman"/>
-          <w:sz w:val="28"/>
-          <w:szCs w:val="28"/>
-        </w:rPr>
-      </w:pPr>
-      <w:r>
-        <w:rPr>
-          <w:rFonts w:ascii="Times New Roman" w:hAnsi="Times New Roman" w:cs="Times New Roman"/>
-          <w:sz w:val="28"/>
-          <w:szCs w:val="28"/>
-        </w:rPr>
-        <w:t>В интерфейсе редактора реализов</w:t>
-      </w:r>
-      <w:r>
-        <w:rPr>
-          <w:rFonts w:ascii="Times New Roman" w:hAnsi="Times New Roman" w:cs="Times New Roman"/>
-          <w:sz w:val="28"/>
-          <w:szCs w:val="28"/>
-        </w:rPr>
-        <w:t>ать</w:t>
-      </w:r>
-      <w:r>
-        <w:rPr>
-          <w:rFonts w:ascii="Times New Roman" w:hAnsi="Times New Roman" w:cs="Times New Roman"/>
-          <w:sz w:val="28"/>
-          <w:szCs w:val="28"/>
-        </w:rPr>
-        <w:t xml:space="preserve"> интерактивное древовидное представление структуры проекта, которое обеспечит:</w:t>
-      </w:r>
-    </w:p>
-    <w:p>
-      <w:pPr>
-        <w:spacing w:after="0" w:line="360" w:lineRule="auto"/>
-        <w:ind w:firstLine="709"/>
-        <w:jc w:val="both"/>
-        <w:rPr>
-          <w:rFonts w:ascii="Times New Roman" w:hAnsi="Times New Roman" w:cs="Times New Roman"/>
-          <w:sz w:val="28"/>
-          <w:szCs w:val="28"/>
-        </w:rPr>
-      </w:pPr>
-      <w:r>
-        <w:rPr>
-          <w:rFonts w:ascii="Times New Roman" w:hAnsi="Times New Roman" w:cs="Times New Roman"/>
-          <w:sz w:val="28"/>
-          <w:szCs w:val="28"/>
-        </w:rPr>
-        <w:t>- Наглядное отображение иерархии всех элементов базы знаний</w:t>
-      </w:r>
-    </w:p>
-    <w:p>
-      <w:pPr>
-        <w:spacing w:after="0" w:line="360" w:lineRule="auto"/>
-        <w:ind w:firstLine="709"/>
-        <w:jc w:val="both"/>
-        <w:rPr>
-          <w:rFonts w:ascii="Times New Roman" w:hAnsi="Times New Roman" w:cs="Times New Roman"/>
-          <w:sz w:val="28"/>
-          <w:szCs w:val="28"/>
-        </w:rPr>
-      </w:pPr>
-      <w:r>
-        <w:rPr>
-          <w:rFonts w:ascii="Times New Roman" w:hAnsi="Times New Roman" w:cs="Times New Roman"/>
-          <w:sz w:val="28"/>
-          <w:szCs w:val="28"/>
-        </w:rPr>
-        <w:t>- Быструю навигацию между разделами и файлами</w:t>
-      </w:r>
-    </w:p>
-    <w:p>
-      <w:pPr>
-        <w:spacing w:after="0" w:line="360" w:lineRule="auto"/>
-        <w:ind w:firstLine="709"/>
-        <w:jc w:val="both"/>
-        <w:rPr>
-          <w:rFonts w:ascii="Times New Roman" w:hAnsi="Times New Roman" w:cs="Times New Roman"/>
-          <w:sz w:val="28"/>
-          <w:szCs w:val="28"/>
-        </w:rPr>
-      </w:pPr>
-      <w:r>
-        <w:rPr>
-          <w:rFonts w:ascii="Times New Roman" w:hAnsi="Times New Roman" w:cs="Times New Roman"/>
-          <w:sz w:val="28"/>
-          <w:szCs w:val="28"/>
-        </w:rPr>
-        <w:t>- Визуальное отражение изменений в реальном времени</w:t>
-      </w:r>
-    </w:p>
-    <w:p>
-      <w:pPr>
-        <w:spacing w:after="0" w:line="360" w:lineRule="auto"/>
-        <w:ind w:firstLine="709"/>
-        <w:jc w:val="both"/>
-        <w:rPr>
-          <w:rFonts w:ascii="Times New Roman" w:hAnsi="Times New Roman" w:cs="Times New Roman"/>
-          <w:sz w:val="28"/>
-          <w:szCs w:val="28"/>
-        </w:rPr>
-      </w:pPr>
-      <w:r>
-        <w:rPr>
-          <w:rFonts w:ascii="Times New Roman" w:hAnsi="Times New Roman" w:cs="Times New Roman"/>
-          <w:sz w:val="28"/>
-          <w:szCs w:val="28"/>
-        </w:rPr>
         <w:t>Интеграция редактора с основной системой обеспечит мгновенное обновление содержимого во всех компонентах приложения, что гарантирует актуальность данных и согласованность интерфейса.</w:t>
       </w:r>
     </w:p>
@@ -8897,27 +10692,44 @@
           <w:sz w:val="28"/>
           <w:szCs w:val="28"/>
         </w:rPr>
-        <w:t xml:space="preserve"> механизм фонового парсинга и многоуровневого кэширования. </w:t>
-      </w:r>
-    </w:p>
-    <w:p>
-      <w:pPr>
-        <w:spacing w:after="0" w:line="360" w:lineRule="auto"/>
-        <w:ind w:firstLine="709"/>
-        <w:jc w:val="both"/>
-        <w:rPr>
-          <w:rFonts w:ascii="Times New Roman" w:hAnsi="Times New Roman" w:cs="Times New Roman"/>
-          <w:sz w:val="28"/>
-          <w:szCs w:val="28"/>
-        </w:rPr>
-      </w:pPr>
-      <w:r>
-        <w:rPr>
-          <w:rFonts w:ascii="Times New Roman" w:hAnsi="Times New Roman" w:cs="Times New Roman"/>
-          <w:sz w:val="28"/>
-          <w:szCs w:val="28"/>
-        </w:rPr>
-        <w:lastRenderedPageBreak/>
+        <w:t xml:space="preserve"> механизм фонового </w:t>
+      </w:r>
+      <w:proofErr w:type="spellStart"/>
+      <w:r>
+        <w:rPr>
+          <w:rFonts w:ascii="Times New Roman" w:hAnsi="Times New Roman" w:cs="Times New Roman"/>
+          <w:sz w:val="28"/>
+          <w:szCs w:val="28"/>
+        </w:rPr>
+        <w:t>парсинга</w:t>
+      </w:r>
+      <w:proofErr w:type="spellEnd"/>
+      <w:r>
+        <w:rPr>
+          <w:rFonts w:ascii="Times New Roman" w:hAnsi="Times New Roman" w:cs="Times New Roman"/>
+          <w:sz w:val="28"/>
+          <w:szCs w:val="28"/>
+        </w:rPr>
+        <w:t xml:space="preserve"> и многоуровневого кэширования. </w:t>
+      </w:r>
+    </w:p>
+    <w:p>
+      <w:pPr>
+        <w:spacing w:after="0" w:line="360" w:lineRule="auto"/>
+        <w:ind w:firstLine="709"/>
+        <w:jc w:val="both"/>
+        <w:rPr>
+          <w:rFonts w:ascii="Times New Roman" w:hAnsi="Times New Roman" w:cs="Times New Roman"/>
+          <w:sz w:val="28"/>
+          <w:szCs w:val="28"/>
+        </w:rPr>
+      </w:pPr>
+      <w:r>
+        <w:rPr>
+          <w:rFonts w:ascii="Times New Roman" w:hAnsi="Times New Roman" w:cs="Times New Roman"/>
+          <w:sz w:val="28"/>
+          <w:szCs w:val="28"/>
+        </w:rPr>
         <w:t xml:space="preserve">- </w:t>
       </w:r>
       <w:proofErr w:type="spellStart"/>
@@ -9384,6 +11196,7 @@
           <w:sz w:val="28"/>
           <w:szCs w:val="28"/>
         </w:rPr>
+        <w:lastRenderedPageBreak/>
         <w:t>Приложение разработа</w:t>
       </w:r>
       <w:r>
@@ -9652,7 +11465,6 @@
           <w:sz w:val="28"/>
           <w:szCs w:val="28"/>
         </w:rPr>
-        <w:lastRenderedPageBreak/>
         <w:t>- Слаб</w:t>
       </w:r>
       <w:r>
@@ -11913,7 +13725,7 @@
 </file>
 
 <file path=customXml/itemProps1.xml><?xml version="1.0" encoding="utf-8"?>
-<ds:datastoreItem xmlns:ds="http://schemas.openxmlformats.org/officeDocument/2006/customXml" ds:itemID="{B9D9E021-9482-44D2-9203-4ABA6A4D52C6}">
+<ds:datastoreItem xmlns:ds="http://schemas.openxmlformats.org/officeDocument/2006/customXml" ds:itemID="{EC373BDB-AD96-4A6D-B5AA-CAD98E2DD961}">
   <ds:schemaRefs>
     <ds:schemaRef ds:uri="urn:markdown/source"/>
   </ds:schemaRefs>
